--- a/manuscript/qang_radius.docx
+++ b/manuscript/qang_radius.docx
@@ -3235,7 +3235,139 @@
         <w:rPr>
           <w:rFonts w:ascii="Times New Roman" w:hAnsi="Times New Roman"/>
         </w:rPr>
-        <w:t xml:space="preserve">Two</w:t>
+        <w:t xml:space="preserve">The</w:t>
+      </w:r>
+      <w:r>
+        <w:rPr>
+          <w:rFonts w:ascii="Times New Roman" w:hAnsi="Times New Roman"/>
+        </w:rPr>
+        <w:t xml:space="preserve"> </w:t>
+      </w:r>
+      <w:r>
+        <w:rPr>
+          <w:rFonts w:ascii="Times New Roman" w:hAnsi="Times New Roman"/>
+        </w:rPr>
+        <w:t xml:space="preserve">radius</w:t>
+      </w:r>
+      <w:r>
+        <w:rPr>
+          <w:rFonts w:ascii="Times New Roman" w:hAnsi="Times New Roman"/>
+        </w:rPr>
+        <w:t xml:space="preserve"> </w:t>
+      </w:r>
+      <w:r>
+        <w:rPr>
+          <w:rFonts w:ascii="Times New Roman" w:hAnsi="Times New Roman"/>
+        </w:rPr>
+        <w:t xml:space="preserve">also</w:t>
+      </w:r>
+      <w:r>
+        <w:rPr>
+          <w:rFonts w:ascii="Times New Roman" w:hAnsi="Times New Roman"/>
+        </w:rPr>
+        <w:t xml:space="preserve"> </w:t>
+      </w:r>
+      <w:r>
+        <w:rPr>
+          <w:rFonts w:ascii="Times New Roman" w:hAnsi="Times New Roman"/>
+        </w:rPr>
+        <w:t xml:space="preserve">separates</w:t>
+      </w:r>
+      <w:r>
+        <w:rPr>
+          <w:rFonts w:ascii="Times New Roman" w:hAnsi="Times New Roman"/>
+        </w:rPr>
+        <w:t xml:space="preserve"> </w:t>
+      </w:r>
+      <w:r>
+        <w:rPr>
+          <w:rFonts w:ascii="Times New Roman" w:hAnsi="Times New Roman"/>
+        </w:rPr>
+        <w:t xml:space="preserve">the</w:t>
+      </w:r>
+      <w:r>
+        <w:rPr>
+          <w:rFonts w:ascii="Times New Roman" w:hAnsi="Times New Roman"/>
+        </w:rPr>
+        <w:t xml:space="preserve"> </w:t>
+      </w:r>
+      <w:r>
+        <w:rPr>
+          <w:rFonts w:ascii="Times New Roman" w:hAnsi="Times New Roman"/>
+        </w:rPr>
+        <w:t xml:space="preserve">polar</w:t>
+      </w:r>
+      <w:r>
+        <w:rPr>
+          <w:rFonts w:ascii="Times New Roman" w:hAnsi="Times New Roman"/>
+        </w:rPr>
+        <w:t xml:space="preserve"> </w:t>
+      </w:r>
+      <w:r>
+        <w:rPr>
+          <w:rFonts w:ascii="Times New Roman" w:hAnsi="Times New Roman"/>
+        </w:rPr>
+        <w:t xml:space="preserve">angle</w:t>
+      </w:r>
+      <w:r>
+        <w:rPr>
+          <w:rFonts w:ascii="Times New Roman" w:hAnsi="Times New Roman"/>
+        </w:rPr>
+        <w:t xml:space="preserve"> </w:t>
+      </w:r>
+      <w:r>
+        <w:rPr>
+          <w:rFonts w:ascii="Times New Roman" w:hAnsi="Times New Roman"/>
+        </w:rPr>
+        <w:t xml:space="preserve">in</w:t>
+      </w:r>
+      <w:r>
+        <w:rPr>
+          <w:rFonts w:ascii="Times New Roman" w:hAnsi="Times New Roman"/>
+        </w:rPr>
+        <w:t xml:space="preserve"> </w:t>
+      </w:r>
+      <w:r>
+        <w:rPr>
+          <w:rFonts w:ascii="Times New Roman" w:hAnsi="Times New Roman"/>
+        </w:rPr>
+        <w:t xml:space="preserve">radians</w:t>
+      </w:r>
+      <w:r>
+        <w:rPr>
+          <w:rFonts w:ascii="Times New Roman" w:hAnsi="Times New Roman"/>
+        </w:rPr>
+        <w:t xml:space="preserve"> </w:t>
+      </w:r>
+      <w:r>
+        <w:rPr>
+          <w:rFonts w:ascii="Times New Roman" w:hAnsi="Times New Roman"/>
+        </w:rPr>
+        <w:t xml:space="preserve">from</w:t>
+      </w:r>
+      <w:r>
+        <w:rPr>
+          <w:rFonts w:ascii="Times New Roman" w:hAnsi="Times New Roman"/>
+        </w:rPr>
+        <w:t xml:space="preserve"> </w:t>
+      </w:r>
+      <w:r>
+        <w:rPr>
+          <w:rFonts w:ascii="Times New Roman" w:hAnsi="Times New Roman"/>
+        </w:rPr>
+        <w:t xml:space="preserve">the</w:t>
+      </w:r>
+      <w:r>
+        <w:rPr>
+          <w:rFonts w:ascii="Times New Roman" w:hAnsi="Times New Roman"/>
+        </w:rPr>
+        <w:t xml:space="preserve"> </w:t>
+      </w:r>
+      <w:r>
+        <w:rPr>
+          <w:rFonts w:ascii="Times New Roman" w:hAnsi="Times New Roman"/>
+        </w:rPr>
+        <w:t xml:space="preserve">length</w:t>
       </w:r>
       <w:r>
         <w:rPr>
@@ -3259,7 +3391,526 @@
         <w:rPr>
           <w:rFonts w:ascii="Times New Roman" w:hAnsi="Times New Roman"/>
         </w:rPr>
-        <w:t xml:space="preserve">ten</w:t>
+        <w:t xml:space="preserve">the</w:t>
+      </w:r>
+      <w:r>
+        <w:rPr>
+          <w:rFonts w:ascii="Times New Roman" w:hAnsi="Times New Roman"/>
+        </w:rPr>
+        <w:t xml:space="preserve"> </w:t>
+      </w:r>
+      <w:r>
+        <w:rPr>
+          <w:rFonts w:ascii="Times New Roman" w:hAnsi="Times New Roman"/>
+        </w:rPr>
+        <w:t xml:space="preserve">vector,</w:t>
+      </w:r>
+      <w:r>
+        <w:rPr>
+          <w:rFonts w:ascii="Times New Roman" w:hAnsi="Times New Roman"/>
+        </w:rPr>
+        <w:t xml:space="preserve"> </w:t>
+      </w:r>
+      <m:oMath>
+        <m:r>
+          <m:t>θ</m:t>
+        </m:r>
+        <m:r>
+          <m:rPr>
+            <m:sty m:val="p"/>
+          </m:rPr>
+          <m:t>=</m:t>
+        </m:r>
+        <m:r>
+          <m:rPr>
+            <m:sty m:val="p"/>
+          </m:rPr>
+          <m:t>arccos</m:t>
+        </m:r>
+        <m:d>
+          <m:dPr>
+            <m:begChr m:val="("/>
+            <m:endChr m:val=")"/>
+            <m:sepChr m:val=""/>
+            <m:grow/>
+          </m:dPr>
+          <m:e>
+            <m:r>
+              <m:t>q</m:t>
+            </m:r>
+            <m:sSub>
+              <m:e>
+                <m:r>
+                  <m:t>g</m:t>
+                </m:r>
+              </m:e>
+              <m:sub>
+                <m:r>
+                  <m:t>Z</m:t>
+                </m:r>
+              </m:sub>
+            </m:sSub>
+            <m:r>
+              <m:rPr>
+                <m:sty m:val="p"/>
+              </m:rPr>
+              <m:t>/</m:t>
+            </m:r>
+            <m:r>
+              <m:t>r</m:t>
+            </m:r>
+          </m:e>
+        </m:d>
+      </m:oMath>
+      <w:r>
+        <w:rPr>
+          <w:rFonts w:ascii="Times New Roman" w:hAnsi="Times New Roman"/>
+        </w:rPr>
+        <w:t xml:space="preserve">:</w:t>
+      </w:r>
+      <w:r>
+        <w:rPr>
+          <w:rFonts w:ascii="Times New Roman" w:hAnsi="Times New Roman"/>
+        </w:rPr>
+        <w:t xml:space="preserve"> </w:t>
+      </w:r>
+      <w:r>
+        <w:rPr>
+          <w:rFonts w:ascii="Times New Roman" w:hAnsi="Times New Roman"/>
+        </w:rPr>
+        <w:t xml:space="preserve">this</w:t>
+      </w:r>
+      <w:r>
+        <w:rPr>
+          <w:rFonts w:ascii="Times New Roman" w:hAnsi="Times New Roman"/>
+        </w:rPr>
+        <w:t xml:space="preserve"> </w:t>
+      </w:r>
+      <w:r>
+        <w:rPr>
+          <w:rFonts w:ascii="Times New Roman" w:hAnsi="Times New Roman"/>
+        </w:rPr>
+        <w:t xml:space="preserve">angle</w:t>
+      </w:r>
+      <w:r>
+        <w:rPr>
+          <w:rFonts w:ascii="Times New Roman" w:hAnsi="Times New Roman"/>
+        </w:rPr>
+        <w:t xml:space="preserve"> </w:t>
+      </w:r>
+      <w:r>
+        <w:rPr>
+          <w:rFonts w:ascii="Times New Roman" w:hAnsi="Times New Roman"/>
+        </w:rPr>
+        <w:t xml:space="preserve">is</w:t>
+      </w:r>
+      <w:r>
+        <w:rPr>
+          <w:rFonts w:ascii="Times New Roman" w:hAnsi="Times New Roman"/>
+        </w:rPr>
+        <w:t xml:space="preserve"> </w:t>
+      </w:r>
+      <w:r>
+        <w:rPr>
+          <w:rFonts w:ascii="Times New Roman" w:hAnsi="Times New Roman"/>
+        </w:rPr>
+        <w:t xml:space="preserve">exact</w:t>
+      </w:r>
+      <w:r>
+        <w:rPr>
+          <w:rFonts w:ascii="Times New Roman" w:hAnsi="Times New Roman"/>
+        </w:rPr>
+        <w:t xml:space="preserve"> </w:t>
+      </w:r>
+      <w:r>
+        <w:rPr>
+          <w:rFonts w:ascii="Times New Roman" w:hAnsi="Times New Roman"/>
+        </w:rPr>
+        <w:t xml:space="preserve">under</w:t>
+      </w:r>
+      <w:r>
+        <w:rPr>
+          <w:rFonts w:ascii="Times New Roman" w:hAnsi="Times New Roman"/>
+        </w:rPr>
+        <w:t xml:space="preserve"> </w:t>
+      </w:r>
+      <w:r>
+        <w:rPr>
+          <w:rFonts w:ascii="Times New Roman" w:hAnsi="Times New Roman"/>
+        </w:rPr>
+        <w:t xml:space="preserve">depolarizing</w:t>
+      </w:r>
+      <w:r>
+        <w:rPr>
+          <w:rFonts w:ascii="Times New Roman" w:hAnsi="Times New Roman"/>
+        </w:rPr>
+        <w:t xml:space="preserve"> </w:t>
+      </w:r>
+      <w:r>
+        <w:rPr>
+          <w:rFonts w:ascii="Times New Roman" w:hAnsi="Times New Roman"/>
+        </w:rPr>
+        <w:t xml:space="preserve">noise,</w:t>
+      </w:r>
+      <w:r>
+        <w:rPr>
+          <w:rFonts w:ascii="Times New Roman" w:hAnsi="Times New Roman"/>
+        </w:rPr>
+        <w:t xml:space="preserve"> </w:t>
+      </w:r>
+      <w:r>
+        <w:rPr>
+          <w:rFonts w:ascii="Times New Roman" w:hAnsi="Times New Roman"/>
+        </w:rPr>
+        <w:t xml:space="preserve">where</w:t>
+      </w:r>
+      <w:r>
+        <w:rPr>
+          <w:rFonts w:ascii="Times New Roman" w:hAnsi="Times New Roman"/>
+        </w:rPr>
+        <w:t xml:space="preserve"> </w:t>
+      </w:r>
+      <w:r>
+        <w:rPr>
+          <w:rFonts w:ascii="Times New Roman" w:hAnsi="Times New Roman"/>
+        </w:rPr>
+        <w:t xml:space="preserve">$\arccosqg_Z$</w:t>
+      </w:r>
+      <w:r>
+        <w:rPr>
+          <w:rFonts w:ascii="Times New Roman" w:hAnsi="Times New Roman"/>
+        </w:rPr>
+        <w:t xml:space="preserve"> </w:t>
+      </w:r>
+      <w:r>
+        <w:rPr>
+          <w:rFonts w:ascii="Times New Roman" w:hAnsi="Times New Roman"/>
+        </w:rPr>
+        <w:t xml:space="preserve">errs</w:t>
+      </w:r>
+      <w:r>
+        <w:rPr>
+          <w:rFonts w:ascii="Times New Roman" w:hAnsi="Times New Roman"/>
+        </w:rPr>
+        <w:t xml:space="preserve"> </w:t>
+      </w:r>
+      <w:r>
+        <w:rPr>
+          <w:rFonts w:ascii="Times New Roman" w:hAnsi="Times New Roman"/>
+        </w:rPr>
+        <w:t xml:space="preserve">by</w:t>
+      </w:r>
+      <w:r>
+        <w:rPr>
+          <w:rFonts w:ascii="Times New Roman" w:hAnsi="Times New Roman"/>
+        </w:rPr>
+        <w:t xml:space="preserve"> </w:t>
+      </w:r>
+      <w:r>
+        <w:rPr>
+          <w:rFonts w:ascii="Times New Roman" w:hAnsi="Times New Roman"/>
+        </w:rPr>
+        <w:t xml:space="preserve">up</w:t>
+      </w:r>
+      <w:r>
+        <w:rPr>
+          <w:rFonts w:ascii="Times New Roman" w:hAnsi="Times New Roman"/>
+        </w:rPr>
+        <w:t xml:space="preserve"> </w:t>
+      </w:r>
+      <w:r>
+        <w:rPr>
+          <w:rFonts w:ascii="Times New Roman" w:hAnsi="Times New Roman"/>
+        </w:rPr>
+        <w:t xml:space="preserve">to</w:t>
+      </w:r>
+      <w:r>
+        <w:rPr>
+          <w:rFonts w:ascii="Times New Roman" w:hAnsi="Times New Roman"/>
+        </w:rPr>
+        <w:t xml:space="preserve"> </w:t>
+      </w:r>
+      <w:r>
+        <w:rPr>
+          <w:rFonts w:ascii="Times New Roman" w:hAnsi="Times New Roman"/>
+        </w:rPr>
+        <w:t xml:space="preserve">0.7</w:t>
+      </w:r>
+      <w:r>
+        <w:rPr>
+          <w:rFonts w:ascii="Times New Roman" w:hAnsi="Times New Roman"/>
+        </w:rPr>
+        <w:t xml:space="preserve"> </w:t>
+      </w:r>
+      <w:r>
+        <w:rPr>
+          <w:rFonts w:ascii="Times New Roman" w:hAnsi="Times New Roman"/>
+        </w:rPr>
+        <w:t xml:space="preserve">rad,</w:t>
+      </w:r>
+      <w:r>
+        <w:rPr>
+          <w:rFonts w:ascii="Times New Roman" w:hAnsi="Times New Roman"/>
+        </w:rPr>
+        <w:t xml:space="preserve"> </w:t>
+      </w:r>
+      <w:r>
+        <w:rPr>
+          <w:rFonts w:ascii="Times New Roman" w:hAnsi="Times New Roman"/>
+        </w:rPr>
+        <w:t xml:space="preserve">and</w:t>
+      </w:r>
+      <w:r>
+        <w:rPr>
+          <w:rFonts w:ascii="Times New Roman" w:hAnsi="Times New Roman"/>
+        </w:rPr>
+        <w:t xml:space="preserve"> </w:t>
+      </w:r>
+      <w:r>
+        <w:rPr>
+          <w:rFonts w:ascii="Times New Roman" w:hAnsi="Times New Roman"/>
+        </w:rPr>
+        <w:t xml:space="preserve">it</w:t>
+      </w:r>
+      <w:r>
+        <w:rPr>
+          <w:rFonts w:ascii="Times New Roman" w:hAnsi="Times New Roman"/>
+        </w:rPr>
+        <w:t xml:space="preserve"> </w:t>
+      </w:r>
+      <w:r>
+        <w:rPr>
+          <w:rFonts w:ascii="Times New Roman" w:hAnsi="Times New Roman"/>
+        </w:rPr>
+        <w:t xml:space="preserve">is</w:t>
+      </w:r>
+      <w:r>
+        <w:rPr>
+          <w:rFonts w:ascii="Times New Roman" w:hAnsi="Times New Roman"/>
+        </w:rPr>
+        <w:t xml:space="preserve"> </w:t>
+      </w:r>
+      <w:r>
+        <w:rPr>
+          <w:rFonts w:ascii="Times New Roman" w:hAnsi="Times New Roman"/>
+        </w:rPr>
+        <w:t xml:space="preserve">5–9</w:t>
+      </w:r>
+      <w:r>
+        <w:rPr>
+          <w:rFonts w:ascii="Times New Roman" w:hAnsi="Times New Roman"/>
+        </w:rPr>
+        <w:t xml:space="preserve"> </w:t>
+      </w:r>
+      <w:r>
+        <w:rPr>
+          <w:rFonts w:ascii="Times New Roman" w:hAnsi="Times New Roman"/>
+        </w:rPr>
+        <w:t xml:space="preserve">times</w:t>
+      </w:r>
+      <w:r>
+        <w:rPr>
+          <w:rFonts w:ascii="Times New Roman" w:hAnsi="Times New Roman"/>
+        </w:rPr>
+        <w:t xml:space="preserve"> </w:t>
+      </w:r>
+      <w:r>
+        <w:rPr>
+          <w:rFonts w:ascii="Times New Roman" w:hAnsi="Times New Roman"/>
+        </w:rPr>
+        <w:t xml:space="preserve">more</w:t>
+      </w:r>
+      <w:r>
+        <w:rPr>
+          <w:rFonts w:ascii="Times New Roman" w:hAnsi="Times New Roman"/>
+        </w:rPr>
+        <w:t xml:space="preserve"> </w:t>
+      </w:r>
+      <w:r>
+        <w:rPr>
+          <w:rFonts w:ascii="Times New Roman" w:hAnsi="Times New Roman"/>
+        </w:rPr>
+        <w:t xml:space="preserve">accurate</w:t>
+      </w:r>
+      <w:r>
+        <w:rPr>
+          <w:rFonts w:ascii="Times New Roman" w:hAnsi="Times New Roman"/>
+        </w:rPr>
+        <w:t xml:space="preserve"> </w:t>
+      </w:r>
+      <w:r>
+        <w:rPr>
+          <w:rFonts w:ascii="Times New Roman" w:hAnsi="Times New Roman"/>
+        </w:rPr>
+        <w:t xml:space="preserve">on</w:t>
+      </w:r>
+      <w:r>
+        <w:rPr>
+          <w:rFonts w:ascii="Times New Roman" w:hAnsi="Times New Roman"/>
+        </w:rPr>
+        <w:t xml:space="preserve"> </w:t>
+      </w:r>
+      <w:r>
+        <w:rPr>
+          <w:rFonts w:ascii="Times New Roman" w:hAnsi="Times New Roman"/>
+        </w:rPr>
+        <w:t xml:space="preserve">the</w:t>
+      </w:r>
+      <w:r>
+        <w:rPr>
+          <w:rFonts w:ascii="Times New Roman" w:hAnsi="Times New Roman"/>
+        </w:rPr>
+        <w:t xml:space="preserve"> </w:t>
+      </w:r>
+      <w:r>
+        <w:rPr>
+          <w:rFonts w:ascii="Times New Roman" w:hAnsi="Times New Roman"/>
+        </w:rPr>
+        <w:t xml:space="preserve">device</w:t>
+      </w:r>
+      <w:r>
+        <w:rPr>
+          <w:rFonts w:ascii="Times New Roman" w:hAnsi="Times New Roman"/>
+        </w:rPr>
+        <w:t xml:space="preserve"> </w:t>
+      </w:r>
+      <w:r>
+        <w:rPr>
+          <w:rFonts w:ascii="Times New Roman" w:hAnsi="Times New Roman"/>
+        </w:rPr>
+        <w:t xml:space="preserve">noise</w:t>
+      </w:r>
+      <w:r>
+        <w:rPr>
+          <w:rFonts w:ascii="Times New Roman" w:hAnsi="Times New Roman"/>
+        </w:rPr>
+        <w:t xml:space="preserve"> </w:t>
+      </w:r>
+      <w:r>
+        <w:rPr>
+          <w:rFonts w:ascii="Times New Roman" w:hAnsi="Times New Roman"/>
+        </w:rPr>
+        <w:t xml:space="preserve">models</w:t>
+      </w:r>
+      <w:r>
+        <w:rPr>
+          <w:rFonts w:ascii="Times New Roman" w:hAnsi="Times New Roman"/>
+        </w:rPr>
+        <w:t xml:space="preserve"> </w:t>
+      </w:r>
+      <w:r>
+        <w:rPr>
+          <w:rFonts w:ascii="Times New Roman" w:hAnsi="Times New Roman"/>
+        </w:rPr>
+        <w:t xml:space="preserve">once</w:t>
+      </w:r>
+      <w:r>
+        <w:rPr>
+          <w:rFonts w:ascii="Times New Roman" w:hAnsi="Times New Roman"/>
+        </w:rPr>
+        <w:t xml:space="preserve"> </w:t>
+      </w:r>
+      <w:r>
+        <w:rPr>
+          <w:rFonts w:ascii="Times New Roman" w:hAnsi="Times New Roman"/>
+        </w:rPr>
+        <w:t xml:space="preserve">the</w:t>
+      </w:r>
+      <w:r>
+        <w:rPr>
+          <w:rFonts w:ascii="Times New Roman" w:hAnsi="Times New Roman"/>
+        </w:rPr>
+        <w:t xml:space="preserve"> </w:t>
+      </w:r>
+      <w:r>
+        <w:rPr>
+          <w:rFonts w:ascii="Times New Roman" w:hAnsi="Times New Roman"/>
+        </w:rPr>
+        <w:t xml:space="preserve">noise</w:t>
+      </w:r>
+      <w:r>
+        <w:rPr>
+          <w:rFonts w:ascii="Times New Roman" w:hAnsi="Times New Roman"/>
+        </w:rPr>
+        <w:t xml:space="preserve"> </w:t>
+      </w:r>
+      <w:r>
+        <w:rPr>
+          <w:rFonts w:ascii="Times New Roman" w:hAnsi="Times New Roman"/>
+        </w:rPr>
+        <w:t xml:space="preserve">gates</w:t>
+      </w:r>
+      <w:r>
+        <w:rPr>
+          <w:rFonts w:ascii="Times New Roman" w:hAnsi="Times New Roman"/>
+        </w:rPr>
+        <w:t xml:space="preserve"> </w:t>
+      </w:r>
+      <w:r>
+        <w:rPr>
+          <w:rFonts w:ascii="Times New Roman" w:hAnsi="Times New Roman"/>
+        </w:rPr>
+        <w:t xml:space="preserve">are</w:t>
+      </w:r>
+      <w:r>
+        <w:rPr>
+          <w:rFonts w:ascii="Times New Roman" w:hAnsi="Times New Roman"/>
+        </w:rPr>
+        <w:t xml:space="preserve"> </w:t>
+      </w:r>
+      <w:r>
+        <w:rPr>
+          <w:rFonts w:ascii="Times New Roman" w:hAnsi="Times New Roman"/>
+        </w:rPr>
+        <w:t xml:space="preserve">actually</w:t>
+      </w:r>
+      <w:r>
+        <w:rPr>
+          <w:rFonts w:ascii="Times New Roman" w:hAnsi="Times New Roman"/>
+        </w:rPr>
+        <w:t xml:space="preserve"> </w:t>
+      </w:r>
+      <w:r>
+        <w:rPr>
+          <w:rFonts w:ascii="Times New Roman" w:hAnsi="Times New Roman"/>
+        </w:rPr>
+        <w:t xml:space="preserve">executed.</w:t>
+      </w:r>
+      <w:r>
+        <w:rPr>
+          <w:rFonts w:ascii="Times New Roman" w:hAnsi="Times New Roman"/>
+        </w:rPr>
+        <w:t xml:space="preserve"> </w:t>
+      </w:r>
+      <w:r>
+        <w:rPr>
+          <w:rFonts w:ascii="Times New Roman" w:hAnsi="Times New Roman"/>
+        </w:rPr>
+        <w:t xml:space="preserve">Three</w:t>
+      </w:r>
+      <w:r>
+        <w:rPr>
+          <w:rFonts w:ascii="Times New Roman" w:hAnsi="Times New Roman"/>
+        </w:rPr>
+        <w:t xml:space="preserve"> </w:t>
+      </w:r>
+      <w:r>
+        <w:rPr>
+          <w:rFonts w:ascii="Times New Roman" w:hAnsi="Times New Roman"/>
+        </w:rPr>
+        <w:t xml:space="preserve">of</w:t>
+      </w:r>
+      <w:r>
+        <w:rPr>
+          <w:rFonts w:ascii="Times New Roman" w:hAnsi="Times New Roman"/>
+        </w:rPr>
+        <w:t xml:space="preserve"> </w:t>
+      </w:r>
+      <w:r>
+        <w:rPr>
+          <w:rFonts w:ascii="Times New Roman" w:hAnsi="Times New Roman"/>
+        </w:rPr>
+        <w:t xml:space="preserve">nineteen</w:t>
       </w:r>
       <w:r>
         <w:rPr>
@@ -3440,7 +4091,7 @@
         <w:rPr>
           <w:rFonts w:ascii="Times New Roman" w:hAnsi="Times New Roman"/>
         </w:rPr>
-        <w:t xml:space="preserve">0.6.6,</w:t>
+        <w:t xml:space="preserve">0.6.8,</w:t>
       </w:r>
       <w:r>
         <w:rPr>
@@ -6660,7 +7311,45 @@
         <w:rPr>
           <w:rFonts w:ascii="Times New Roman" w:hAnsi="Times New Roman"/>
         </w:rPr>
-        <w:t xml:space="preserve">were committed before any noisy run (RESEARCH_NOTES §100).</w:t>
+        <w:t xml:space="preserve">were committed before any noisy run (RESEARCH_NOTES §100). The IonQ circuits were sent in IonQ’s standard gate set;</w:t>
+      </w:r>
+      <w:r>
+        <w:rPr>
+          <w:rFonts w:ascii="Times New Roman" w:hAnsi="Times New Roman"/>
+        </w:rPr>
+        <w:t xml:space="preserve"> </w:t>
+      </w:r>
+      <w:r>
+        <w:rPr>
+          <w:rFonts w:ascii="Times New Roman" w:hAnsi="Times New Roman"/>
+        </w:rPr>
+        <w:t xml:space="preserve">as found in Sec. </w:t>
+      </w:r>
+      <w:hyperlink w:anchor="sec:angle">
+        <w:r>
+          <w:rPr>
+            <w:rStyle w:val="Hyperlink"/>
+          </w:rPr>
+          <w:t xml:space="preserve">6</w:t>
+        </w:r>
+      </w:hyperlink>
+      <w:r>
+        <w:rPr>
+          <w:rFonts w:ascii="Times New Roman" w:hAnsi="Times New Roman"/>
+        </w:rPr>
+        <w:t xml:space="preserve">, its compiler may simplify circuits that contain identities, so the IonQ echo rows may understate</w:t>
+      </w:r>
+      <w:r>
+        <w:rPr>
+          <w:rFonts w:ascii="Times New Roman" w:hAnsi="Times New Roman"/>
+        </w:rPr>
+        <w:t xml:space="preserve"> </w:t>
+      </w:r>
+      <w:r>
+        <w:rPr>
+          <w:rFonts w:ascii="Times New Roman" w:hAnsi="Times New Roman"/>
+        </w:rPr>
+        <w:t xml:space="preserve">the noise (they still show a false deficit of 0.62–0.71).</w:t>
       </w:r>
     </w:p>
     <w:bookmarkStart w:id="30" w:name="tab:dev"/>
@@ -7324,7 +8013,7 @@
       </w:r>
     </w:p>
     <w:bookmarkEnd w:id="31"/>
-    <w:bookmarkStart w:id="34" w:name="discussion"/>
+    <w:bookmarkStart w:id="33" w:name="sec:angle"/>
     <w:p>
       <w:pPr>
         <w:pStyle w:val="Heading1"/>
@@ -7333,7 +8022,7 @@
         <w:rPr>
           <w:rFonts w:ascii="Times New Roman" w:hAnsi="Times New Roman"/>
         </w:rPr>
-        <w:t xml:space="preserve">Discussion</w:t>
+        <w:t xml:space="preserve">The angle in radians, separated from the radius</w:t>
       </w:r>
     </w:p>
     <w:p>
@@ -7344,6 +8033,1064 @@
         <w:rPr>
           <w:rFonts w:ascii="Times New Roman" w:hAnsi="Times New Roman"/>
         </w:rPr>
+        <w:t xml:space="preserve">The polar bias mixes direction and length,</w:t>
+      </w:r>
+      <w:r>
+        <w:rPr>
+          <w:rFonts w:ascii="Times New Roman" w:hAnsi="Times New Roman"/>
+        </w:rPr>
+        <w:t xml:space="preserve"> </w:t>
+      </w:r>
+      <m:oMath>
+        <m:r>
+          <m:t>q</m:t>
+        </m:r>
+        <m:sSub>
+          <m:e>
+            <m:r>
+              <m:t>g</m:t>
+            </m:r>
+          </m:e>
+          <m:sub>
+            <m:r>
+              <m:t>Z</m:t>
+            </m:r>
+          </m:sub>
+        </m:sSub>
+        <m:r>
+          <m:rPr>
+            <m:sty m:val="p"/>
+          </m:rPr>
+          <m:t>=</m:t>
+        </m:r>
+        <m:r>
+          <m:t>r</m:t>
+        </m:r>
+        <m:r>
+          <m:rPr>
+            <m:sty m:val="p"/>
+          </m:rPr>
+          <m:t>cos</m:t>
+        </m:r>
+        <m:r>
+          <m:t>θ</m:t>
+        </m:r>
+      </m:oMath>
+      <w:r>
+        <w:rPr>
+          <w:rFonts w:ascii="Times New Roman" w:hAnsi="Times New Roman"/>
+        </w:rPr>
+        <w:t xml:space="preserve">, so the usual angle readout</w:t>
+      </w:r>
+      <w:r>
+        <w:rPr>
+          <w:rFonts w:ascii="Times New Roman" w:hAnsi="Times New Roman"/>
+        </w:rPr>
+        <w:t xml:space="preserve"> </w:t>
+      </w:r>
+      <w:r>
+        <w:rPr>
+          <w:rFonts w:ascii="Times New Roman" w:hAnsi="Times New Roman"/>
+        </w:rPr>
+        <w:t xml:space="preserve">$\theta=\arccosqg_Z$</w:t>
+      </w:r>
+      <w:r>
+        <w:rPr>
+          <w:rFonts w:ascii="Times New Roman" w:hAnsi="Times New Roman"/>
+        </w:rPr>
+        <w:t xml:space="preserve"> </w:t>
+      </w:r>
+      <w:r>
+        <w:rPr>
+          <w:rFonts w:ascii="Times New Roman" w:hAnsi="Times New Roman"/>
+        </w:rPr>
+        <w:t xml:space="preserve">drifts towards</w:t>
+      </w:r>
+      <w:r>
+        <w:rPr>
+          <w:rFonts w:ascii="Times New Roman" w:hAnsi="Times New Roman"/>
+        </w:rPr>
+        <w:t xml:space="preserve"> </w:t>
+      </w:r>
+      <m:oMath>
+        <m:r>
+          <m:t>π</m:t>
+        </m:r>
+        <m:r>
+          <m:rPr>
+            <m:sty m:val="p"/>
+          </m:rPr>
+          <m:t>/</m:t>
+        </m:r>
+        <m:r>
+          <m:t>2</m:t>
+        </m:r>
+      </m:oMath>
+      <w:r>
+        <w:rPr>
+          <w:rFonts w:ascii="Times New Roman" w:hAnsi="Times New Roman"/>
+        </w:rPr>
+        <w:t xml:space="preserve"> </w:t>
+      </w:r>
+      <w:r>
+        <w:rPr>
+          <w:rFonts w:ascii="Times New Roman" w:hAnsi="Times New Roman"/>
+        </w:rPr>
+        <w:t xml:space="preserve">whenever noise shortens the vector. The radius separates them:</w:t>
+      </w:r>
+    </w:p>
+    <w:p>
+      <w:pPr>
+        <w:pStyle w:val="BodyText"/>
+      </w:pPr>
+      <m:oMathPara>
+        <m:oMathParaPr>
+          <m:jc m:val="center"/>
+        </m:oMathParaPr>
+        <m:oMath>
+          <m:r>
+            <m:t>θ</m:t>
+          </m:r>
+          <m:r>
+            <m:rPr>
+              <m:sty m:val="p"/>
+            </m:rPr>
+            <m:t>=</m:t>
+          </m:r>
+          <m:r>
+            <m:rPr>
+              <m:sty m:val="p"/>
+            </m:rPr>
+            <m:t>atan2</m:t>
+          </m:r>
+          <m:r>
+            <m:t>​</m:t>
+          </m:r>
+          <m:d>
+            <m:dPr>
+              <m:begChr m:val="("/>
+              <m:endChr m:val=")"/>
+              <m:sepChr m:val=""/>
+              <m:grow/>
+            </m:dPr>
+            <m:e>
+              <m:rad>
+                <m:radPr>
+                  <m:degHide m:val="on"/>
+                </m:radPr>
+                <m:deg/>
+                <m:e>
+                  <m:r>
+                    <m:t>q</m:t>
+                  </m:r>
+                  <m:sSubSup>
+                    <m:e>
+                      <m:r>
+                        <m:t>g</m:t>
+                      </m:r>
+                    </m:e>
+                    <m:sub>
+                      <m:r>
+                        <m:t>X</m:t>
+                      </m:r>
+                    </m:sub>
+                    <m:sup>
+                      <m:r>
+                        <m:t>2</m:t>
+                      </m:r>
+                    </m:sup>
+                  </m:sSubSup>
+                  <m:r>
+                    <m:rPr>
+                      <m:sty m:val="p"/>
+                    </m:rPr>
+                    <m:t>+</m:t>
+                  </m:r>
+                  <m:r>
+                    <m:t>q</m:t>
+                  </m:r>
+                  <m:sSubSup>
+                    <m:e>
+                      <m:r>
+                        <m:t>g</m:t>
+                      </m:r>
+                    </m:e>
+                    <m:sub>
+                      <m:r>
+                        <m:t>Y</m:t>
+                      </m:r>
+                    </m:sub>
+                    <m:sup>
+                      <m:r>
+                        <m:t>2</m:t>
+                      </m:r>
+                    </m:sup>
+                  </m:sSubSup>
+                </m:e>
+              </m:rad>
+              <m:r>
+                <m:rPr>
+                  <m:sty m:val="p"/>
+                </m:rPr>
+                <m:t>,</m:t>
+              </m:r>
+              <m:r>
+                <m:t> </m:t>
+              </m:r>
+              <m:r>
+                <m:t>q</m:t>
+              </m:r>
+              <m:sSub>
+                <m:e>
+                  <m:r>
+                    <m:t>g</m:t>
+                  </m:r>
+                </m:e>
+                <m:sub>
+                  <m:r>
+                    <m:t>Z</m:t>
+                  </m:r>
+                </m:sub>
+              </m:sSub>
+            </m:e>
+          </m:d>
+          <m:r>
+            <m:rPr>
+              <m:sty m:val="p"/>
+            </m:rPr>
+            <m:t>=</m:t>
+          </m:r>
+          <m:r>
+            <m:rPr>
+              <m:sty m:val="p"/>
+            </m:rPr>
+            <m:t>arccos</m:t>
+          </m:r>
+          <m:d>
+            <m:dPr>
+              <m:begChr m:val="("/>
+              <m:endChr m:val=")"/>
+              <m:sepChr m:val=""/>
+              <m:grow/>
+            </m:dPr>
+            <m:e>
+              <m:r>
+                <m:t>q</m:t>
+              </m:r>
+              <m:sSub>
+                <m:e>
+                  <m:r>
+                    <m:t>g</m:t>
+                  </m:r>
+                </m:e>
+                <m:sub>
+                  <m:r>
+                    <m:t>Z</m:t>
+                  </m:r>
+                </m:sub>
+              </m:sSub>
+              <m:r>
+                <m:rPr>
+                  <m:sty m:val="p"/>
+                </m:rPr>
+                <m:t>/</m:t>
+              </m:r>
+              <m:r>
+                <m:t>r</m:t>
+              </m:r>
+            </m:e>
+          </m:d>
+          <m:r>
+            <m:rPr>
+              <m:sty m:val="p"/>
+            </m:rPr>
+            <m:t>.</m:t>
+          </m:r>
+        </m:oMath>
+      </m:oMathPara>
+    </w:p>
+    <w:p>
+      <w:pPr>
+        <w:pStyle w:val="FirstParagraph"/>
+      </w:pPr>
+      <w:r>
+        <w:rPr>
+          <w:rFonts w:ascii="Times New Roman" w:hAnsi="Times New Roman"/>
+        </w:rPr>
+        <w:t xml:space="preserve">Depolarizing noise leaves Eq. </w:t>
+      </w:r>
+      <w:hyperlink w:anchor="eq:theta">
+        <w:r>
+          <w:rPr>
+            <w:rStyle w:val="Hyperlink"/>
+          </w:rPr>
+          <w:t xml:space="preserve">[eq:theta]</w:t>
+        </w:r>
+      </w:hyperlink>
+      <w:r>
+        <w:rPr>
+          <w:rFonts w:ascii="Times New Roman" w:hAnsi="Times New Roman"/>
+        </w:rPr>
+        <w:t xml:space="preserve"> </w:t>
+      </w:r>
+      <w:r>
+        <w:rPr>
+          <w:rFonts w:ascii="Times New Roman" w:hAnsi="Times New Roman"/>
+        </w:rPr>
+        <w:t xml:space="preserve">unchanged; dephasing shrinks only</w:t>
+      </w:r>
+      <w:r>
+        <w:rPr>
+          <w:rFonts w:ascii="Times New Roman" w:hAnsi="Times New Roman"/>
+        </w:rPr>
+        <w:t xml:space="preserve"> </w:t>
+      </w:r>
+      <m:oMath>
+        <m:r>
+          <m:t>q</m:t>
+        </m:r>
+        <m:sSub>
+          <m:e>
+            <m:r>
+              <m:t>g</m:t>
+            </m:r>
+          </m:e>
+          <m:sub>
+            <m:r>
+              <m:t>X</m:t>
+            </m:r>
+          </m:sub>
+        </m:sSub>
+        <m:r>
+          <m:rPr>
+            <m:sty m:val="p"/>
+          </m:rPr>
+          <m:t>,</m:t>
+        </m:r>
+        <m:r>
+          <m:t>q</m:t>
+        </m:r>
+        <m:sSub>
+          <m:e>
+            <m:r>
+              <m:t>g</m:t>
+            </m:r>
+          </m:e>
+          <m:sub>
+            <m:r>
+              <m:t>Y</m:t>
+            </m:r>
+          </m:sub>
+        </m:sSub>
+      </m:oMath>
+      <w:r>
+        <w:rPr>
+          <w:rFonts w:ascii="Times New Roman" w:hAnsi="Times New Roman"/>
+        </w:rPr>
+        <w:t xml:space="preserve"> </w:t>
+      </w:r>
+      <w:r>
+        <w:rPr>
+          <w:rFonts w:ascii="Times New Roman" w:hAnsi="Times New Roman"/>
+        </w:rPr>
+        <w:t xml:space="preserve">and pulls it towards the</w:t>
+      </w:r>
+      <w:r>
+        <w:rPr>
+          <w:rFonts w:ascii="Times New Roman" w:hAnsi="Times New Roman"/>
+        </w:rPr>
+        <w:t xml:space="preserve"> </w:t>
+      </w:r>
+      <w:r>
+        <w:rPr>
+          <w:rFonts w:ascii="Times New Roman" w:hAnsi="Times New Roman"/>
+        </w:rPr>
+        <w:t xml:space="preserve">poles, while</w:t>
+      </w:r>
+      <w:r>
+        <w:rPr>
+          <w:rFonts w:ascii="Times New Roman" w:hAnsi="Times New Roman"/>
+        </w:rPr>
+        <w:t xml:space="preserve"> </w:t>
+      </w:r>
+      <w:r>
+        <w:rPr>
+          <w:rFonts w:ascii="Times New Roman" w:hAnsi="Times New Roman"/>
+        </w:rPr>
+        <w:t xml:space="preserve">$\arccosqg_Z$</w:t>
+      </w:r>
+      <w:r>
+        <w:rPr>
+          <w:rFonts w:ascii="Times New Roman" w:hAnsi="Times New Roman"/>
+        </w:rPr>
+        <w:t xml:space="preserve"> </w:t>
+      </w:r>
+      <w:r>
+        <w:rPr>
+          <w:rFonts w:ascii="Times New Roman" w:hAnsi="Times New Roman"/>
+        </w:rPr>
+        <w:t xml:space="preserve">is then exact; amplitude damping moves both. We compared the two readouts at equal total</w:t>
+      </w:r>
+      <w:r>
+        <w:rPr>
+          <w:rFonts w:ascii="Times New Roman" w:hAnsi="Times New Roman"/>
+        </w:rPr>
+        <w:t xml:space="preserve"> </w:t>
+      </w:r>
+      <w:r>
+        <w:rPr>
+          <w:rFonts w:ascii="Times New Roman" w:hAnsi="Times New Roman"/>
+        </w:rPr>
+        <w:t xml:space="preserve">shots, 3000 per angle: with qang, Eq. </w:t>
+      </w:r>
+      <w:hyperlink w:anchor="eq:theta">
+        <w:r>
+          <w:rPr>
+            <w:rStyle w:val="Hyperlink"/>
+          </w:rPr>
+          <w:t xml:space="preserve">[eq:theta]</w:t>
+        </w:r>
+      </w:hyperlink>
+      <w:r>
+        <w:rPr>
+          <w:rFonts w:ascii="Times New Roman" w:hAnsi="Times New Roman"/>
+        </w:rPr>
+        <w:t xml:space="preserve"> </w:t>
+      </w:r>
+      <w:r>
+        <w:rPr>
+          <w:rFonts w:ascii="Times New Roman" w:hAnsi="Times New Roman"/>
+        </w:rPr>
+        <w:t xml:space="preserve">from 1000 shots in each of the X, Y, Z bases (equatorial part from</w:t>
+      </w:r>
+      <w:r>
+        <w:rPr>
+          <w:rFonts w:ascii="Times New Roman" w:hAnsi="Times New Roman"/>
+        </w:rPr>
+        <w:t xml:space="preserve"> </w:t>
+      </w:r>
+      <w:r>
+        <w:rPr>
+          <w:rFonts w:ascii="Times New Roman" w:hAnsi="Times New Roman"/>
+        </w:rPr>
+        <w:t xml:space="preserve">unbiased squares); without qang,</w:t>
+      </w:r>
+      <w:r>
+        <w:rPr>
+          <w:rFonts w:ascii="Times New Roman" w:hAnsi="Times New Roman"/>
+        </w:rPr>
+        <w:t xml:space="preserve"> </w:t>
+      </w:r>
+      <w:r>
+        <w:rPr>
+          <w:rFonts w:ascii="Times New Roman" w:hAnsi="Times New Roman"/>
+        </w:rPr>
+        <w:t xml:space="preserve">$\arccosqg_Z$</w:t>
+      </w:r>
+      <w:r>
+        <w:rPr>
+          <w:rFonts w:ascii="Times New Roman" w:hAnsi="Times New Roman"/>
+        </w:rPr>
+        <w:t xml:space="preserve"> </w:t>
+      </w:r>
+      <w:r>
+        <w:rPr>
+          <w:rFonts w:ascii="Times New Roman" w:hAnsi="Times New Roman"/>
+        </w:rPr>
+        <w:t xml:space="preserve">from 3000 Z shots (RESEARCH_NOTES §102, six predictions).</w:t>
+      </w:r>
+    </w:p>
+    <w:bookmarkStart w:id="32" w:name="tab:theta"/>
+    <w:p>
+      <w:pPr>
+        <w:pStyle w:val="TableCaption"/>
+      </w:pPr>
+      <w:r>
+        <w:rPr>
+          <w:rFonts w:ascii="Times New Roman" w:hAnsi="Times New Roman"/>
+          <w:sz w:val="18"/>
+        </w:rPr>
+        <w:t xml:space="preserve">Mean absolute error of the polar angle (rad). Simulation: exact values; device noise models: 3000 shots per</w:t>
+      </w:r>
+      <w:r>
+        <w:rPr>
+          <w:rFonts w:ascii="Times New Roman" w:hAnsi="Times New Roman"/>
+          <w:sz w:val="18"/>
+        </w:rPr>
+        <w:t xml:space="preserve"> </w:t>
+      </w:r>
+      <w:r>
+        <w:rPr>
+          <w:rFonts w:ascii="Times New Roman" w:hAnsi="Times New Roman"/>
+          <w:sz w:val="18"/>
+        </w:rPr>
+        <w:t xml:space="preserve">angle.</w:t>
+      </w:r>
+    </w:p>
+    <w:tbl>
+      <w:tblPr>
+        <w:tblStyle w:val="Table"/>
+        <w:tblW w:type="auto" w:w="0"/>
+        <w:tblLook w:firstRow="1" w:lastRow="0" w:firstColumn="0" w:lastColumn="0" w:noHBand="0" w:noVBand="0" w:val="0020"/>
+        <w:jc w:val="start"/>
+        <w:tblCaption w:val="Mean absolute error of the polar angle (rad). Simulation: exact values; device noise models: 3000 shots per angle."/>
+      </w:tblPr>
+      <w:tblGrid>
+        <w:gridCol w:w="2640"/>
+        <w:gridCol w:w="2640"/>
+        <w:gridCol w:w="2640"/>
+      </w:tblGrid>
+      <w:tr>
+        <w:trPr>
+          <w:tblHeader w:val="true"/>
+        </w:trPr>
+        <w:tc>
+          <w:tcPr/>
+          <w:p>
+            <w:pPr>
+              <w:pStyle w:val="Compact"/>
+              <w:jc w:val="left"/>
+            </w:pPr>
+            <w:r>
+              <w:t xml:space="preserve">noise (simulation, 31 angles)</w:t>
+            </w:r>
+          </w:p>
+        </w:tc>
+        <w:tc>
+          <w:tcPr/>
+          <w:p>
+            <w:pPr>
+              <w:pStyle w:val="Compact"/>
+              <w:jc w:val="center"/>
+            </w:pPr>
+            <w:r>
+              <w:t xml:space="preserve">with qang</w:t>
+            </w:r>
+          </w:p>
+        </w:tc>
+        <w:tc>
+          <w:tcPr/>
+          <w:p>
+            <w:pPr>
+              <w:pStyle w:val="Compact"/>
+              <w:jc w:val="center"/>
+            </w:pPr>
+            <w:r>
+              <w:t xml:space="preserve">without qang</w:t>
+            </w:r>
+          </w:p>
+        </w:tc>
+      </w:tr>
+      <w:tr>
+        <w:tc>
+          <w:tcPr/>
+          <w:p>
+            <w:pPr>
+              <w:pStyle w:val="Compact"/>
+              <w:jc w:val="left"/>
+            </w:pPr>
+            <w:r>
+              <w:t xml:space="preserve">depolarizing 0.1 / 0.2 / 0.3</w:t>
+            </w:r>
+          </w:p>
+        </w:tc>
+        <w:tc>
+          <w:tcPr/>
+          <w:p>
+            <w:pPr>
+              <w:pStyle w:val="Compact"/>
+              <w:jc w:val="center"/>
+            </w:pPr>
+            <w:r>
+              <w:t xml:space="preserve">0 / 0 / 0</w:t>
+            </w:r>
+          </w:p>
+        </w:tc>
+        <w:tc>
+          <w:tcPr/>
+          <w:p>
+            <w:pPr>
+              <w:pStyle w:val="Compact"/>
+              <w:jc w:val="center"/>
+            </w:pPr>
+            <w:r>
+              <w:t xml:space="preserve">0.122 / 0.213 / 0.294</w:t>
+            </w:r>
+          </w:p>
+        </w:tc>
+      </w:tr>
+      <w:tr>
+        <w:tc>
+          <w:tcPr/>
+          <w:p>
+            <w:pPr>
+              <w:pStyle w:val="Compact"/>
+              <w:jc w:val="left"/>
+            </w:pPr>
+            <w:r>
+              <w:t xml:space="preserve">dephasing, coherence 0.9 / 0.8 / 0.7</w:t>
+            </w:r>
+          </w:p>
+        </w:tc>
+        <w:tc>
+          <w:tcPr/>
+          <w:p>
+            <w:pPr>
+              <w:pStyle w:val="Compact"/>
+              <w:jc w:val="center"/>
+            </w:pPr>
+            <w:r>
+              <w:t xml:space="preserve">0.035 / 0.073 / 0.116</w:t>
+            </w:r>
+          </w:p>
+        </w:tc>
+        <w:tc>
+          <w:tcPr/>
+          <w:p>
+            <w:pPr>
+              <w:pStyle w:val="Compact"/>
+              <w:jc w:val="center"/>
+            </w:pPr>
+            <w:r>
+              <w:t xml:space="preserve">0 / 0 / 0</w:t>
+            </w:r>
+          </w:p>
+        </w:tc>
+      </w:tr>
+      <w:tr>
+        <w:tc>
+          <w:tcPr/>
+          <w:p>
+            <w:pPr>
+              <w:pStyle w:val="Compact"/>
+              <w:jc w:val="left"/>
+            </w:pPr>
+            <w:r>
+              <w:t xml:space="preserve">amplitude damping 0.1 / 0.2 / 0.3</w:t>
+            </w:r>
+          </w:p>
+        </w:tc>
+        <w:tc>
+          <w:tcPr/>
+          <w:p>
+            <w:pPr>
+              <w:pStyle w:val="Compact"/>
+              <w:jc w:val="center"/>
+            </w:pPr>
+            <w:r>
+              <w:t xml:space="preserve">0.072 / 0.159 / 0.270</w:t>
+            </w:r>
+          </w:p>
+        </w:tc>
+        <w:tc>
+          <w:tcPr/>
+          <w:p>
+            <w:pPr>
+              <w:pStyle w:val="Compact"/>
+              <w:jc w:val="center"/>
+            </w:pPr>
+            <w:r>
+              <w:t xml:space="preserve">0.150 / 0.270 / 0.382</w:t>
+            </w:r>
+          </w:p>
+        </w:tc>
+      </w:tr>
+      <w:tr>
+        <w:tc>
+          <w:tcPr/>
+          <w:p>
+            <w:pPr>
+              <w:pStyle w:val="Compact"/>
+              <w:jc w:val="left"/>
+            </w:pPr>
+            <w:r>
+              <w:t xml:space="preserve">device noise model (11 angles, 16 two-qubit gates)</w:t>
+            </w:r>
+          </w:p>
+        </w:tc>
+        <w:tc>
+          <w:tcPr/>
+          <w:p>
+            <w:pPr>
+              <w:pStyle w:val="Compact"/>
+            </w:pPr>
+          </w:p>
+        </w:tc>
+        <w:tc>
+          <w:tcPr/>
+          <w:p>
+            <w:pPr>
+              <w:pStyle w:val="Compact"/>
+            </w:pPr>
+          </w:p>
+        </w:tc>
+      </w:tr>
+      <w:tr>
+        <w:tc>
+          <w:tcPr/>
+          <w:p>
+            <w:pPr>
+              <w:pStyle w:val="Compact"/>
+              <w:jc w:val="left"/>
+            </w:pPr>
+            <w:r>
+              <w:t xml:space="preserve">IBM brisbane / sherbrooke / torino</w:t>
+            </w:r>
+          </w:p>
+        </w:tc>
+        <w:tc>
+          <w:tcPr/>
+          <w:p>
+            <w:pPr>
+              <w:pStyle w:val="Compact"/>
+              <w:jc w:val="center"/>
+            </w:pPr>
+            <w:r>
+              <w:t xml:space="preserve">0.053 / 0.029 / 0.041</w:t>
+            </w:r>
+          </w:p>
+        </w:tc>
+        <w:tc>
+          <w:tcPr/>
+          <w:p>
+            <w:pPr>
+              <w:pStyle w:val="Compact"/>
+              <w:jc w:val="center"/>
+            </w:pPr>
+            <w:r>
+              <w:t xml:space="preserve">0.267 / 0.207 / 0.374</w:t>
+            </w:r>
+          </w:p>
+        </w:tc>
+      </w:tr>
+      <w:tr>
+        <w:tc>
+          <w:tcPr/>
+          <w:p>
+            <w:pPr>
+              <w:pStyle w:val="Compact"/>
+              <w:jc w:val="left"/>
+            </w:pPr>
+            <w:r>
+              <w:t xml:space="preserve">IonQ aria-1 / forte-1, native gates</w:t>
+            </w:r>
+          </w:p>
+        </w:tc>
+        <w:tc>
+          <w:tcPr/>
+          <w:p>
+            <w:pPr>
+              <w:pStyle w:val="Compact"/>
+              <w:jc w:val="center"/>
+            </w:pPr>
+            <w:r>
+              <w:t xml:space="preserve">0.028 / 0.026</w:t>
+            </w:r>
+          </w:p>
+        </w:tc>
+        <w:tc>
+          <w:tcPr/>
+          <w:p>
+            <w:pPr>
+              <w:pStyle w:val="Compact"/>
+              <w:jc w:val="center"/>
+            </w:pPr>
+            <w:r>
+              <w:t xml:space="preserve">0.249 / 0.226</w:t>
+            </w:r>
+          </w:p>
+        </w:tc>
+      </w:tr>
+    </w:tbl>
+    <w:bookmarkEnd w:id="32"/>
+    <w:p>
+      <w:pPr>
+        <w:pStyle w:val="BodyText"/>
+      </w:pPr>
+      <w:r>
+        <w:rPr>
+          <w:rFonts w:ascii="Times New Roman" w:hAnsi="Times New Roman"/>
+        </w:rPr>
+        <w:t xml:space="preserve">Under depolarizing noise Eq. </w:t>
+      </w:r>
+      <w:hyperlink w:anchor="eq:theta">
+        <w:r>
+          <w:rPr>
+            <w:rStyle w:val="Hyperlink"/>
+          </w:rPr>
+          <w:t xml:space="preserve">[eq:theta]</w:t>
+        </w:r>
+      </w:hyperlink>
+      <w:r>
+        <w:rPr>
+          <w:rFonts w:ascii="Times New Roman" w:hAnsi="Times New Roman"/>
+        </w:rPr>
+        <w:t xml:space="preserve"> </w:t>
+      </w:r>
+      <w:r>
+        <w:rPr>
+          <w:rFonts w:ascii="Times New Roman" w:hAnsi="Times New Roman"/>
+        </w:rPr>
+        <w:t xml:space="preserve">is exact while</w:t>
+      </w:r>
+      <w:r>
+        <w:rPr>
+          <w:rFonts w:ascii="Times New Roman" w:hAnsi="Times New Roman"/>
+        </w:rPr>
+        <w:t xml:space="preserve"> </w:t>
+      </w:r>
+      <w:r>
+        <w:rPr>
+          <w:rFonts w:ascii="Times New Roman" w:hAnsi="Times New Roman"/>
+        </w:rPr>
+        <w:t xml:space="preserve">$\arccosqg_Z$</w:t>
+      </w:r>
+      <w:r>
+        <w:rPr>
+          <w:rFonts w:ascii="Times New Roman" w:hAnsi="Times New Roman"/>
+        </w:rPr>
+        <w:t xml:space="preserve"> </w:t>
+      </w:r>
+      <w:r>
+        <w:rPr>
+          <w:rFonts w:ascii="Times New Roman" w:hAnsi="Times New Roman"/>
+        </w:rPr>
+        <w:t xml:space="preserve">errs up to 0.70 rad near the poles; with shots</w:t>
+      </w:r>
+      <w:r>
+        <w:rPr>
+          <w:rFonts w:ascii="Times New Roman" w:hAnsi="Times New Roman"/>
+        </w:rPr>
+        <w:t xml:space="preserve"> </w:t>
+      </w:r>
+      <w:r>
+        <w:rPr>
+          <w:rFonts w:ascii="Times New Roman" w:hAnsi="Times New Roman"/>
+        </w:rPr>
+        <w:t xml:space="preserve">its RMSE is 5.8 times lower at</w:t>
+      </w:r>
+      <w:r>
+        <w:rPr>
+          <w:rFonts w:ascii="Times New Roman" w:hAnsi="Times New Roman"/>
+        </w:rPr>
+        <w:t xml:space="preserve"> </w:t>
+      </w:r>
+      <m:oMath>
+        <m:r>
+          <m:t>p</m:t>
+        </m:r>
+        <m:r>
+          <m:rPr>
+            <m:sty m:val="p"/>
+          </m:rPr>
+          <m:t>=</m:t>
+        </m:r>
+        <m:r>
+          <m:t>0.2</m:t>
+        </m:r>
+      </m:oMath>
+      <w:r>
+        <w:rPr>
+          <w:rFonts w:ascii="Times New Roman" w:hAnsi="Times New Roman"/>
+        </w:rPr>
+        <w:t xml:space="preserve">. Under dephasing it loses, as predicted, and without noise the three bases cost</w:t>
+      </w:r>
+      <w:r>
+        <w:rPr>
+          <w:rFonts w:ascii="Times New Roman" w:hAnsi="Times New Roman"/>
+        </w:rPr>
+        <w:t xml:space="preserve"> </w:t>
+      </w:r>
+      <w:r>
+        <w:rPr>
+          <w:rFonts w:ascii="Times New Roman" w:hAnsi="Times New Roman"/>
+        </w:rPr>
+        <w:t xml:space="preserve">a factor 1.6 in RMSE. Under amplitude damping it errs 29–52% less. On the IBM noise models the vector shrinks almost</w:t>
+      </w:r>
+      <w:r>
+        <w:rPr>
+          <w:rFonts w:ascii="Times New Roman" w:hAnsi="Times New Roman"/>
+        </w:rPr>
+        <w:t xml:space="preserve"> </w:t>
+      </w:r>
+      <w:r>
+        <w:rPr>
+          <w:rFonts w:ascii="Times New Roman" w:hAnsi="Times New Roman"/>
+        </w:rPr>
+        <w:t xml:space="preserve">uniformly and Eq. </w:t>
+      </w:r>
+      <w:hyperlink w:anchor="eq:theta">
+        <w:r>
+          <w:rPr>
+            <w:rStyle w:val="Hyperlink"/>
+          </w:rPr>
+          <w:t xml:space="preserve">[eq:theta]</w:t>
+        </w:r>
+      </w:hyperlink>
+      <w:r>
+        <w:rPr>
+          <w:rFonts w:ascii="Times New Roman" w:hAnsi="Times New Roman"/>
+        </w:rPr>
+        <w:t xml:space="preserve"> </w:t>
+      </w:r>
+      <w:r>
+        <w:rPr>
+          <w:rFonts w:ascii="Times New Roman" w:hAnsi="Times New Roman"/>
+        </w:rPr>
+        <w:t xml:space="preserve">is 5–9 times more accurate. On the IonQ simulator the first run failed: the noise</w:t>
+      </w:r>
+      <w:r>
+        <w:rPr>
+          <w:rFonts w:ascii="Times New Roman" w:hAnsi="Times New Roman"/>
+        </w:rPr>
+        <w:t xml:space="preserve"> </w:t>
+      </w:r>
+      <w:r>
+        <w:rPr>
+          <w:rFonts w:ascii="Times New Roman" w:hAnsi="Times New Roman"/>
+        </w:rPr>
+        <w:t xml:space="preserve">block (identity pairs of CX) was removed by IonQ’s compiler, so the vector did not shrink and the extra Z shots won.</w:t>
+      </w:r>
+      <w:r>
+        <w:rPr>
+          <w:rFonts w:ascii="Times New Roman" w:hAnsi="Times New Roman"/>
+        </w:rPr>
+        <w:t xml:space="preserve"> </w:t>
+      </w:r>
+      <w:r>
+        <w:rPr>
+          <w:rFonts w:ascii="Times New Roman" w:hAnsi="Times New Roman"/>
+        </w:rPr>
+        <w:t xml:space="preserve">A follow-up with its own predictions (§103) confirmed this: in IonQ’s standard gate set the block changed nothing,</w:t>
+      </w:r>
+      <w:r>
+        <w:rPr>
+          <w:rFonts w:ascii="Times New Roman" w:hAnsi="Times New Roman"/>
+        </w:rPr>
+        <w:t xml:space="preserve"> </w:t>
+      </w:r>
+      <w:r>
+        <w:rPr>
+          <w:rFonts w:ascii="Times New Roman" w:hAnsi="Times New Roman"/>
+        </w:rPr>
+        <w:t xml:space="preserve">and sent as 16 native MS gates, which IonQ runs as given, it shrank the vector and Eq. </w:t>
+      </w:r>
+      <w:hyperlink w:anchor="eq:theta">
+        <w:r>
+          <w:rPr>
+            <w:rStyle w:val="Hyperlink"/>
+          </w:rPr>
+          <w:t xml:space="preserve">[eq:theta]</w:t>
+        </w:r>
+      </w:hyperlink>
+      <w:r>
+        <w:rPr>
+          <w:rFonts w:ascii="Times New Roman" w:hAnsi="Times New Roman"/>
+        </w:rPr>
+        <w:t xml:space="preserve"> </w:t>
+      </w:r>
+      <w:r>
+        <w:rPr>
+          <w:rFonts w:ascii="Times New Roman" w:hAnsi="Times New Roman"/>
+        </w:rPr>
+        <w:t xml:space="preserve">was 8.7–9.0</w:t>
+      </w:r>
+      <w:r>
+        <w:rPr>
+          <w:rFonts w:ascii="Times New Roman" w:hAnsi="Times New Roman"/>
+        </w:rPr>
+        <w:t xml:space="preserve"> </w:t>
+      </w:r>
+      <w:r>
+        <w:rPr>
+          <w:rFonts w:ascii="Times New Roman" w:hAnsi="Times New Roman"/>
+        </w:rPr>
+        <w:t xml:space="preserve">times more accurate. The rule is simple: if the measured radius is close to 1, read</w:t>
+      </w:r>
+      <w:r>
+        <w:rPr>
+          <w:rFonts w:ascii="Times New Roman" w:hAnsi="Times New Roman"/>
+        </w:rPr>
+        <w:t xml:space="preserve"> </w:t>
+      </w:r>
+      <w:r>
+        <w:rPr>
+          <w:rFonts w:ascii="Times New Roman" w:hAnsi="Times New Roman"/>
+        </w:rPr>
+        <w:t xml:space="preserve">$\arccosqg_Z$</w:t>
+      </w:r>
+      <w:r>
+        <w:rPr>
+          <w:rFonts w:ascii="Times New Roman" w:hAnsi="Times New Roman"/>
+        </w:rPr>
+        <w:t xml:space="preserve"> </w:t>
+      </w:r>
+      <w:r>
+        <w:rPr>
+          <w:rFonts w:ascii="Times New Roman" w:hAnsi="Times New Roman"/>
+        </w:rPr>
+        <w:t xml:space="preserve">with all shots in Z;</w:t>
+      </w:r>
+      <w:r>
+        <w:rPr>
+          <w:rFonts w:ascii="Times New Roman" w:hAnsi="Times New Roman"/>
+        </w:rPr>
+        <w:t xml:space="preserve"> </w:t>
+      </w:r>
+      <w:r>
+        <w:rPr>
+          <w:rFonts w:ascii="Times New Roman" w:hAnsi="Times New Roman"/>
+        </w:rPr>
+        <w:t xml:space="preserve">if it is clearly below 1 and the noise is not pure dephasing, use Eq. </w:t>
+      </w:r>
+      <w:hyperlink w:anchor="eq:theta">
+        <w:r>
+          <w:rPr>
+            <w:rStyle w:val="Hyperlink"/>
+          </w:rPr>
+          <w:t xml:space="preserve">[eq:theta]</w:t>
+        </w:r>
+      </w:hyperlink>
+      <w:r>
+        <w:rPr>
+          <w:rFonts w:ascii="Times New Roman" w:hAnsi="Times New Roman"/>
+        </w:rPr>
+        <w:t xml:space="preserve">. For circuits that contain</w:t>
+      </w:r>
+      <w:r>
+        <w:rPr>
+          <w:rFonts w:ascii="Times New Roman" w:hAnsi="Times New Roman"/>
+        </w:rPr>
+        <w:t xml:space="preserve"> </w:t>
+      </w:r>
+      <w:r>
+        <w:rPr>
+          <w:rFonts w:ascii="Times New Roman" w:hAnsi="Times New Roman"/>
+        </w:rPr>
+        <w:t xml:space="preserve">identities, such as the echo circuits above, IonQ requires the native gate set.</w:t>
+      </w:r>
+    </w:p>
+    <w:bookmarkEnd w:id="33"/>
+    <w:bookmarkStart w:id="36" w:name="discussion"/>
+    <w:p>
+      <w:pPr>
+        <w:pStyle w:val="Heading1"/>
+      </w:pPr>
+      <w:r>
+        <w:rPr>
+          <w:rFonts w:ascii="Times New Roman" w:hAnsi="Times New Roman"/>
+        </w:rPr>
+        <w:t xml:space="preserve">Discussion</w:t>
+      </w:r>
+    </w:p>
+    <w:p>
+      <w:pPr>
+        <w:pStyle w:val="FirstParagraph"/>
+      </w:pPr>
+      <w:r>
+        <w:rPr>
+          <w:rFonts w:ascii="Times New Roman" w:hAnsi="Times New Roman"/>
+        </w:rPr>
         <w:t xml:space="preserve">The radius is a measure of entanglement only when the register is pure. Weight conservation and the qg filter make it</w:t>
       </w:r>
       <w:r>
@@ -7425,7 +9172,7 @@
         <w:t xml:space="preserve">A small deficit therefore needs a calibration, for example the echo circuit used here, or an error model.</w:t>
       </w:r>
     </w:p>
-    <w:bookmarkStart w:id="32" w:name="what-is-new-and-what-is-not."/>
+    <w:bookmarkStart w:id="34" w:name="what-is-new-and-what-is-not."/>
     <w:p>
       <w:pPr>
         <w:pStyle w:val="Heading4"/>
@@ -7682,11 +9429,11 @@
         <w:rPr>
           <w:rFonts w:ascii="Times New Roman" w:hAnsi="Times New Roman"/>
         </w:rPr>
-        <w:t xml:space="preserve">committed before its run.</w:t>
+        <w:t xml:space="preserve">committed before its run, and the angle in radians that the radius frees from the noise.</w:t>
       </w:r>
     </w:p>
-    <w:bookmarkEnd w:id="32"/>
-    <w:bookmarkStart w:id="33" w:name="limitations."/>
+    <w:bookmarkEnd w:id="34"/>
+    <w:bookmarkStart w:id="35" w:name="limitations."/>
     <w:p>
       <w:pPr>
         <w:pStyle w:val="Heading4"/>
@@ -7721,9 +9468,9 @@
         <w:t xml:space="preserve">qubits). The echo circuits measure the false deficit of one family of product states. No quantum advantage is claimed.</w:t>
       </w:r>
     </w:p>
-    <w:bookmarkEnd w:id="33"/>
-    <w:bookmarkEnd w:id="34"/>
-    <w:bookmarkStart w:id="36" w:name="code-and-data-availability"/>
+    <w:bookmarkEnd w:id="35"/>
+    <w:bookmarkEnd w:id="36"/>
+    <w:bookmarkStart w:id="38" w:name="code-and-data-availability"/>
     <w:p>
       <w:pPr>
         <w:pStyle w:val="Heading1"/>
@@ -7768,7 +9515,7 @@
         <w:rPr>
           <w:rFonts w:ascii="Times New Roman" w:hAnsi="Times New Roman"/>
         </w:rPr>
-        <w:t xml:space="preserve">0.6.6 (MIT,</w:t>
+        <w:t xml:space="preserve">0.6.8 (MIT,</w:t>
       </w:r>
       <w:r>
         <w:rPr>
@@ -7939,6 +9686,25 @@
         <w:rPr>
           <w:rFonts w:ascii="Times New Roman" w:hAnsi="Times New Roman"/>
         </w:rPr>
+        <w:t xml:space="preserve">,</w:t>
+      </w:r>
+      <w:r>
+        <w:rPr>
+          <w:rFonts w:ascii="Times New Roman" w:hAnsi="Times New Roman"/>
+        </w:rPr>
+        <w:t xml:space="preserve"> </w:t>
+      </w:r>
+      <w:r>
+        <w:rPr>
+          <w:rStyle w:val="VerbatimChar"/>
+          <w:rFonts w:ascii="Times New Roman" w:hAnsi="Times New Roman"/>
+        </w:rPr>
+        <w:t xml:space="preserve">direction_from_qg</w:t>
+      </w:r>
+      <w:r>
+        <w:rPr>
+          <w:rFonts w:ascii="Times New Roman" w:hAnsi="Times New Roman"/>
+        </w:rPr>
         <w:t xml:space="preserve">),</w:t>
       </w:r>
       <w:r>
@@ -7996,6 +9762,25 @@
         <w:rPr>
           <w:rFonts w:ascii="Times New Roman" w:hAnsi="Times New Roman"/>
         </w:rPr>
+        <w:t xml:space="preserve">,</w:t>
+      </w:r>
+      <w:r>
+        <w:rPr>
+          <w:rFonts w:ascii="Times New Roman" w:hAnsi="Times New Roman"/>
+        </w:rPr>
+        <w:t xml:space="preserve"> </w:t>
+      </w:r>
+      <w:r>
+        <w:rPr>
+          <w:rStyle w:val="VerbatimChar"/>
+          <w:rFonts w:ascii="Times New Roman" w:hAnsi="Times New Roman"/>
+        </w:rPr>
+        <w:t xml:space="preserve">direction_estimate</w:t>
+      </w:r>
+      <w:r>
+        <w:rPr>
+          <w:rFonts w:ascii="Times New Roman" w:hAnsi="Times New Roman"/>
+        </w:rPr>
         <w:t xml:space="preserve">). Studies:</w:t>
       </w:r>
       <w:r>
@@ -8046,7 +9831,7 @@
         <w:rPr>
           <w:rFonts w:ascii="Times New Roman" w:hAnsi="Times New Roman"/>
         </w:rPr>
-        <w:t xml:space="preserve">(§100), with predictions in their headers and tests in</w:t>
+        <w:t xml:space="preserve">(§100),</w:t>
       </w:r>
       <w:r>
         <w:rPr>
@@ -8059,6 +9844,56 @@
           <w:rStyle w:val="VerbatimChar"/>
           <w:rFonts w:ascii="Times New Roman" w:hAnsi="Times New Roman"/>
         </w:rPr>
+        <w:t xml:space="preserve">examples/qg_direction_radians_qg.py</w:t>
+      </w:r>
+      <w:r>
+        <w:rPr>
+          <w:rFonts w:ascii="Times New Roman" w:hAnsi="Times New Roman"/>
+        </w:rPr>
+        <w:t xml:space="preserve"> </w:t>
+      </w:r>
+      <w:r>
+        <w:rPr>
+          <w:rFonts w:ascii="Times New Roman" w:hAnsi="Times New Roman"/>
+        </w:rPr>
+        <w:t xml:space="preserve">(§102) and</w:t>
+      </w:r>
+      <w:r>
+        <w:rPr>
+          <w:rFonts w:ascii="Times New Roman" w:hAnsi="Times New Roman"/>
+        </w:rPr>
+        <w:t xml:space="preserve"> </w:t>
+      </w:r>
+      <w:r>
+        <w:rPr>
+          <w:rStyle w:val="VerbatimChar"/>
+          <w:rFonts w:ascii="Times New Roman" w:hAnsi="Times New Roman"/>
+        </w:rPr>
+        <w:t xml:space="preserve">examples/qg_direction_ionq_native_qg.py</w:t>
+      </w:r>
+      <w:r>
+        <w:rPr>
+          <w:rFonts w:ascii="Times New Roman" w:hAnsi="Times New Roman"/>
+        </w:rPr>
+        <w:t xml:space="preserve"> </w:t>
+      </w:r>
+      <w:r>
+        <w:rPr>
+          <w:rFonts w:ascii="Times New Roman" w:hAnsi="Times New Roman"/>
+        </w:rPr>
+        <w:t xml:space="preserve">(§103), with predictions in their headers and tests in</w:t>
+      </w:r>
+      <w:r>
+        <w:rPr>
+          <w:rFonts w:ascii="Times New Roman" w:hAnsi="Times New Roman"/>
+        </w:rPr>
+        <w:t xml:space="preserve"> </w:t>
+      </w:r>
+      <w:r>
+        <w:rPr>
+          <w:rStyle w:val="VerbatimChar"/>
+          <w:rFonts w:ascii="Times New Roman" w:hAnsi="Times New Roman"/>
+        </w:rPr>
         <w:t xml:space="preserve">tests/</w:t>
       </w:r>
       <w:r>
@@ -8104,7 +9939,7 @@
         </w:rPr>
         <w:t xml:space="preserve"> </w:t>
       </w:r>
-      <w:hyperlink r:id="rId35">
+      <w:hyperlink r:id="rId37">
         <w:r>
           <w:rPr>
             <w:rStyle w:val="Hyperlink"/>
@@ -8119,8 +9954,8 @@
         <w:t xml:space="preserve">.</w:t>
       </w:r>
     </w:p>
-    <w:bookmarkEnd w:id="36"/>
-    <w:bookmarkStart w:id="53" w:name="acknowledgments-and-use-of-ai-tools"/>
+    <w:bookmarkEnd w:id="38"/>
+    <w:bookmarkStart w:id="55" w:name="acknowledgments-and-use-of-ai-tools"/>
     <w:p>
       <w:pPr>
         <w:pStyle w:val="Heading1"/>
@@ -8155,8 +9990,8 @@
         <w:t xml:space="preserve">the surface metric, framed the questions, and reviewed and validated all AI-assisted output.</w:t>
       </w:r>
     </w:p>
-    <w:bookmarkStart w:id="52" w:name="refs"/>
-    <w:bookmarkStart w:id="37" w:name="ref-bonetmonroig2018"/>
+    <w:bookmarkStart w:id="54" w:name="refs"/>
+    <w:bookmarkStart w:id="39" w:name="ref-bonetmonroig2018"/>
     <w:p>
       <w:pPr>
         <w:pStyle w:val="Bibliography"/>
@@ -8206,8 +10041,8 @@
         <w:t xml:space="preserve">98: 062339.</w:t>
       </w:r>
     </w:p>
-    <w:bookmarkEnd w:id="37"/>
-    <w:bookmarkStart w:id="38" w:name="ref-brennen2003"/>
+    <w:bookmarkEnd w:id="39"/>
+    <w:bookmarkStart w:id="40" w:name="ref-brennen2003"/>
     <w:p>
       <w:pPr>
         <w:pStyle w:val="Bibliography"/>
@@ -8257,8 +10092,8 @@
         <w:t xml:space="preserve">3: 619–26.</w:t>
       </w:r>
     </w:p>
-    <w:bookmarkEnd w:id="38"/>
-    <w:bookmarkStart w:id="40" w:name="ref-coffman2000"/>
+    <w:bookmarkEnd w:id="40"/>
+    <w:bookmarkStart w:id="42" w:name="ref-coffman2000"/>
     <w:p>
       <w:pPr>
         <w:pStyle w:val="Bibliography"/>
@@ -8313,7 +10148,7 @@
         </w:rPr>
         <w:t xml:space="preserve"> </w:t>
       </w:r>
-      <w:hyperlink r:id="rId39">
+      <w:hyperlink r:id="rId41">
         <w:r>
           <w:rPr>
             <w:rStyle w:val="Hyperlink"/>
@@ -8328,8 +10163,8 @@
         <w:t xml:space="preserve">.</w:t>
       </w:r>
     </w:p>
-    <w:bookmarkEnd w:id="40"/>
-    <w:bookmarkStart w:id="41" w:name="ref-mcardle2019"/>
+    <w:bookmarkEnd w:id="42"/>
+    <w:bookmarkStart w:id="43" w:name="ref-mcardle2019"/>
     <w:p>
       <w:pPr>
         <w:pStyle w:val="Bibliography"/>
@@ -8379,8 +10214,8 @@
         <w:t xml:space="preserve">122: 180501.</w:t>
       </w:r>
     </w:p>
-    <w:bookmarkEnd w:id="41"/>
-    <w:bookmarkStart w:id="43" w:name="ref-meyer2002"/>
+    <w:bookmarkEnd w:id="43"/>
+    <w:bookmarkStart w:id="45" w:name="ref-meyer2002"/>
     <w:p>
       <w:pPr>
         <w:pStyle w:val="Bibliography"/>
@@ -8435,7 +10270,7 @@
         </w:rPr>
         <w:t xml:space="preserve"> </w:t>
       </w:r>
-      <w:hyperlink r:id="rId42">
+      <w:hyperlink r:id="rId44">
         <w:r>
           <w:rPr>
             <w:rStyle w:val="Hyperlink"/>
@@ -8450,8 +10285,8 @@
         <w:t xml:space="preserve">.</w:t>
       </w:r>
     </w:p>
-    <w:bookmarkEnd w:id="43"/>
-    <w:bookmarkStart w:id="44" w:name="ref-monteverde2026formulation"/>
+    <w:bookmarkEnd w:id="45"/>
+    <w:bookmarkStart w:id="46" w:name="ref-monteverde2026formulation"/>
     <w:p>
       <w:pPr>
         <w:pStyle w:val="Bibliography"/>
@@ -8475,8 +10310,8 @@
         <w:t xml:space="preserve">“Quantum Gates and Algorithms in Qg Units: Hamming-Weight Conservation, Readout Classes and the Local Radius.”</w:t>
       </w:r>
     </w:p>
-    <w:bookmarkEnd w:id="44"/>
-    <w:bookmarkStart w:id="46" w:name="ref-monteverde2026qang"/>
+    <w:bookmarkEnd w:id="46"/>
+    <w:bookmarkStart w:id="48" w:name="ref-monteverde2026qang"/>
     <w:p>
       <w:pPr>
         <w:pStyle w:val="Bibliography"/>
@@ -8529,7 +10364,7 @@
         </w:rPr>
         <w:t xml:space="preserve"> </w:t>
       </w:r>
-      <w:hyperlink r:id="rId45">
+      <w:hyperlink r:id="rId47">
         <w:r>
           <w:rPr>
             <w:rStyle w:val="Hyperlink"/>
@@ -8544,8 +10379,8 @@
         <w:t xml:space="preserve">.</w:t>
       </w:r>
     </w:p>
-    <w:bookmarkEnd w:id="46"/>
-    <w:bookmarkStart w:id="48" w:name="ref-monteverde2026witness"/>
+    <w:bookmarkEnd w:id="48"/>
+    <w:bookmarkStart w:id="50" w:name="ref-monteverde2026witness"/>
     <w:p>
       <w:pPr>
         <w:pStyle w:val="Bibliography"/>
@@ -8594,7 +10429,7 @@
         </w:rPr>
         <w:t xml:space="preserve"> </w:t>
       </w:r>
-      <w:hyperlink r:id="rId47">
+      <w:hyperlink r:id="rId49">
         <w:r>
           <w:rPr>
             <w:rStyle w:val="Hyperlink"/>
@@ -8609,8 +10444,8 @@
         <w:t xml:space="preserve">.</w:t>
       </w:r>
     </w:p>
-    <w:bookmarkEnd w:id="48"/>
-    <w:bookmarkStart w:id="49" w:name="ref-monteverde2026qml"/>
+    <w:bookmarkEnd w:id="50"/>
+    <w:bookmarkStart w:id="51" w:name="ref-monteverde2026qml"/>
     <w:p>
       <w:pPr>
         <w:pStyle w:val="Bibliography"/>
@@ -8652,8 +10487,8 @@
         <w:t xml:space="preserve">-Limited Hardware: What the Qg Symmetry Filter Does and Does Not Do.”</w:t>
       </w:r>
     </w:p>
-    <w:bookmarkEnd w:id="49"/>
-    <w:bookmarkStart w:id="51" w:name="ref-wootters1998"/>
+    <w:bookmarkEnd w:id="51"/>
+    <w:bookmarkStart w:id="53" w:name="ref-wootters1998"/>
     <w:p>
       <w:pPr>
         <w:pStyle w:val="Bibliography"/>
@@ -8708,7 +10543,7 @@
         </w:rPr>
         <w:t xml:space="preserve"> </w:t>
       </w:r>
-      <w:hyperlink r:id="rId50">
+      <w:hyperlink r:id="rId52">
         <w:r>
           <w:rPr>
             <w:rStyle w:val="Hyperlink"/>
@@ -8723,9 +10558,9 @@
         <w:t xml:space="preserve">.</w:t>
       </w:r>
     </w:p>
-    <w:bookmarkEnd w:id="51"/>
-    <w:bookmarkEnd w:id="52"/>
     <w:bookmarkEnd w:id="53"/>
+    <w:bookmarkEnd w:id="54"/>
+    <w:bookmarkEnd w:id="55"/>
     <w:sectPr/>
   </w:body>
 </w:document>

--- a/manuscript/qang_radius.docx
+++ b/manuscript/qang_radius.docx
@@ -3910,7 +3910,7 @@
         <w:rPr>
           <w:rFonts w:ascii="Times New Roman" w:hAnsi="Times New Roman"/>
         </w:rPr>
-        <w:t xml:space="preserve">nineteen</w:t>
+        <w:t xml:space="preserve">twenty-three</w:t>
       </w:r>
       <w:r>
         <w:rPr>
@@ -4091,7 +4091,7 @@
         <w:rPr>
           <w:rFonts w:ascii="Times New Roman" w:hAnsi="Times New Roman"/>
         </w:rPr>
-        <w:t xml:space="preserve">0.6.8,</w:t>
+        <w:t xml:space="preserve">0.6.9,</w:t>
       </w:r>
       <w:r>
         <w:rPr>
@@ -7337,19 +7337,43 @@
         <w:rPr>
           <w:rFonts w:ascii="Times New Roman" w:hAnsi="Times New Roman"/>
         </w:rPr>
-        <w:t xml:space="preserve">, its compiler may simplify circuits that contain identities, so the IonQ echo rows may understate</w:t>
-      </w:r>
-      <w:r>
-        <w:rPr>
-          <w:rFonts w:ascii="Times New Roman" w:hAnsi="Times New Roman"/>
-        </w:rPr>
-        <w:t xml:space="preserve"> </w:t>
-      </w:r>
-      <w:r>
-        <w:rPr>
-          <w:rFonts w:ascii="Times New Roman" w:hAnsi="Times New Roman"/>
-        </w:rPr>
-        <w:t xml:space="preserve">the noise (they still show a false deficit of 0.62–0.71).</w:t>
+        <w:t xml:space="preserve">, its compiler may simplify circuits that contain identities. A rerun in the native gate</w:t>
+      </w:r>
+      <w:r>
+        <w:rPr>
+          <w:rFonts w:ascii="Times New Roman" w:hAnsi="Times New Roman"/>
+        </w:rPr>
+        <w:t xml:space="preserve"> </w:t>
+      </w:r>
+      <w:r>
+        <w:rPr>
+          <w:rFonts w:ascii="Times New Roman" w:hAnsi="Times New Roman"/>
+        </w:rPr>
+        <w:t xml:space="preserve">set, with its own predictions (§104), gave the same picture: 3.2–3.3 times less deficit error with the filter on</w:t>
+      </w:r>
+      <w:r>
+        <w:rPr>
+          <w:rFonts w:ascii="Times New Roman" w:hAnsi="Times New Roman"/>
+        </w:rPr>
+        <w:t xml:space="preserve"> </w:t>
+      </w:r>
+      <w:r>
+        <w:rPr>
+          <w:rFonts w:ascii="Times New Roman" w:hAnsi="Times New Roman"/>
+        </w:rPr>
+        <w:t xml:space="preserve">trained circuits, and a false deficit on product states of 0.74 (aria-1) and 0.71 (forte-1) without the filter, of</w:t>
+      </w:r>
+      <w:r>
+        <w:rPr>
+          <w:rFonts w:ascii="Times New Roman" w:hAnsi="Times New Roman"/>
+        </w:rPr>
+        <w:t xml:space="preserve"> </w:t>
+      </w:r>
+      <w:r>
+        <w:rPr>
+          <w:rFonts w:ascii="Times New Roman" w:hAnsi="Times New Roman"/>
+        </w:rPr>
+        <w:t xml:space="preserve">which the filter removed 17%; the standard-gate-set echo rows had understated the noise on aria-1 only.</w:t>
       </w:r>
     </w:p>
     <w:bookmarkStart w:id="30" w:name="tab:dev"/>
@@ -9515,7 +9539,7 @@
         <w:rPr>
           <w:rFonts w:ascii="Times New Roman" w:hAnsi="Times New Roman"/>
         </w:rPr>
-        <w:t xml:space="preserve">0.6.8 (MIT,</w:t>
+        <w:t xml:space="preserve">0.6.9 (MIT,</w:t>
       </w:r>
       <w:r>
         <w:rPr>

--- a/manuscript/qang_radius.docx
+++ b/manuscript/qang_radius.docx
@@ -3886,6 +3886,402 @@
         <w:rPr>
           <w:rFonts w:ascii="Times New Roman" w:hAnsi="Times New Roman"/>
         </w:rPr>
+        <w:t xml:space="preserve">Five</w:t>
+      </w:r>
+      <w:r>
+        <w:rPr>
+          <w:rFonts w:ascii="Times New Roman" w:hAnsi="Times New Roman"/>
+        </w:rPr>
+        <w:t xml:space="preserve"> </w:t>
+      </w:r>
+      <w:r>
+        <w:rPr>
+          <w:rFonts w:ascii="Times New Roman" w:hAnsi="Times New Roman"/>
+        </w:rPr>
+        <w:t xml:space="preserve">echo</w:t>
+      </w:r>
+      <w:r>
+        <w:rPr>
+          <w:rFonts w:ascii="Times New Roman" w:hAnsi="Times New Roman"/>
+        </w:rPr>
+        <w:t xml:space="preserve"> </w:t>
+      </w:r>
+      <w:r>
+        <w:rPr>
+          <w:rFonts w:ascii="Times New Roman" w:hAnsi="Times New Roman"/>
+        </w:rPr>
+        <w:t xml:space="preserve">circuits</w:t>
+      </w:r>
+      <w:r>
+        <w:rPr>
+          <w:rFonts w:ascii="Times New Roman" w:hAnsi="Times New Roman"/>
+        </w:rPr>
+        <w:t xml:space="preserve"> </w:t>
+      </w:r>
+      <w:r>
+        <w:rPr>
+          <w:rFonts w:ascii="Times New Roman" w:hAnsi="Times New Roman"/>
+        </w:rPr>
+        <w:t xml:space="preserve">measure</w:t>
+      </w:r>
+      <w:r>
+        <w:rPr>
+          <w:rFonts w:ascii="Times New Roman" w:hAnsi="Times New Roman"/>
+        </w:rPr>
+        <w:t xml:space="preserve"> </w:t>
+      </w:r>
+      <w:r>
+        <w:rPr>
+          <w:rFonts w:ascii="Times New Roman" w:hAnsi="Times New Roman"/>
+        </w:rPr>
+        <w:t xml:space="preserve">the</w:t>
+      </w:r>
+      <w:r>
+        <w:rPr>
+          <w:rFonts w:ascii="Times New Roman" w:hAnsi="Times New Roman"/>
+        </w:rPr>
+        <w:t xml:space="preserve"> </w:t>
+      </w:r>
+      <w:r>
+        <w:rPr>
+          <w:rFonts w:ascii="Times New Roman" w:hAnsi="Times New Roman"/>
+        </w:rPr>
+        <w:t xml:space="preserve">in-sector</w:t>
+      </w:r>
+      <w:r>
+        <w:rPr>
+          <w:rFonts w:ascii="Times New Roman" w:hAnsi="Times New Roman"/>
+        </w:rPr>
+        <w:t xml:space="preserve"> </w:t>
+      </w:r>
+      <w:r>
+        <w:rPr>
+          <w:rFonts w:ascii="Times New Roman" w:hAnsi="Times New Roman"/>
+        </w:rPr>
+        <w:t xml:space="preserve">errors,</w:t>
+      </w:r>
+      <w:r>
+        <w:rPr>
+          <w:rFonts w:ascii="Times New Roman" w:hAnsi="Times New Roman"/>
+        </w:rPr>
+        <w:t xml:space="preserve"> </w:t>
+      </w:r>
+      <w:r>
+        <w:rPr>
+          <w:rFonts w:ascii="Times New Roman" w:hAnsi="Times New Roman"/>
+        </w:rPr>
+        <w:t xml:space="preserve">and</w:t>
+      </w:r>
+      <w:r>
+        <w:rPr>
+          <w:rFonts w:ascii="Times New Roman" w:hAnsi="Times New Roman"/>
+        </w:rPr>
+        <w:t xml:space="preserve"> </w:t>
+      </w:r>
+      <w:r>
+        <w:rPr>
+          <w:rFonts w:ascii="Times New Roman" w:hAnsi="Times New Roman"/>
+        </w:rPr>
+        <w:t xml:space="preserve">inverting</w:t>
+      </w:r>
+      <w:r>
+        <w:rPr>
+          <w:rFonts w:ascii="Times New Roman" w:hAnsi="Times New Roman"/>
+        </w:rPr>
+        <w:t xml:space="preserve"> </w:t>
+      </w:r>
+      <w:r>
+        <w:rPr>
+          <w:rFonts w:ascii="Times New Roman" w:hAnsi="Times New Roman"/>
+        </w:rPr>
+        <w:t xml:space="preserve">their</w:t>
+      </w:r>
+      <w:r>
+        <w:rPr>
+          <w:rFonts w:ascii="Times New Roman" w:hAnsi="Times New Roman"/>
+        </w:rPr>
+        <w:t xml:space="preserve"> </w:t>
+      </w:r>
+      <w:r>
+        <w:rPr>
+          <w:rFonts w:ascii="Times New Roman" w:hAnsi="Times New Roman"/>
+        </w:rPr>
+        <w:t xml:space="preserve">transfer</w:t>
+      </w:r>
+      <w:r>
+        <w:rPr>
+          <w:rFonts w:ascii="Times New Roman" w:hAnsi="Times New Roman"/>
+        </w:rPr>
+        <w:t xml:space="preserve"> </w:t>
+      </w:r>
+      <w:r>
+        <w:rPr>
+          <w:rFonts w:ascii="Times New Roman" w:hAnsi="Times New Roman"/>
+        </w:rPr>
+        <w:t xml:space="preserve">matrix</w:t>
+      </w:r>
+      <w:r>
+        <w:rPr>
+          <w:rFonts w:ascii="Times New Roman" w:hAnsi="Times New Roman"/>
+        </w:rPr>
+        <w:t xml:space="preserve"> </w:t>
+      </w:r>
+      <w:r>
+        <w:rPr>
+          <w:rFonts w:ascii="Times New Roman" w:hAnsi="Times New Roman"/>
+        </w:rPr>
+        <w:t xml:space="preserve">removes</w:t>
+      </w:r>
+      <w:r>
+        <w:rPr>
+          <w:rFonts w:ascii="Times New Roman" w:hAnsi="Times New Roman"/>
+        </w:rPr>
+        <w:t xml:space="preserve"> </w:t>
+      </w:r>
+      <w:r>
+        <w:rPr>
+          <w:rFonts w:ascii="Times New Roman" w:hAnsi="Times New Roman"/>
+        </w:rPr>
+        <w:t xml:space="preserve">38–47%</w:t>
+      </w:r>
+      <w:r>
+        <w:rPr>
+          <w:rFonts w:ascii="Times New Roman" w:hAnsi="Times New Roman"/>
+        </w:rPr>
+        <w:t xml:space="preserve"> </w:t>
+      </w:r>
+      <w:r>
+        <w:rPr>
+          <w:rFonts w:ascii="Times New Roman" w:hAnsi="Times New Roman"/>
+        </w:rPr>
+        <w:t xml:space="preserve">of</w:t>
+      </w:r>
+      <w:r>
+        <w:rPr>
+          <w:rFonts w:ascii="Times New Roman" w:hAnsi="Times New Roman"/>
+        </w:rPr>
+        <w:t xml:space="preserve"> </w:t>
+      </w:r>
+      <w:r>
+        <w:rPr>
+          <w:rFonts w:ascii="Times New Roman" w:hAnsi="Times New Roman"/>
+        </w:rPr>
+        <w:t xml:space="preserve">what</w:t>
+      </w:r>
+      <w:r>
+        <w:rPr>
+          <w:rFonts w:ascii="Times New Roman" w:hAnsi="Times New Roman"/>
+        </w:rPr>
+        <w:t xml:space="preserve"> </w:t>
+      </w:r>
+      <w:r>
+        <w:rPr>
+          <w:rFonts w:ascii="Times New Roman" w:hAnsi="Times New Roman"/>
+        </w:rPr>
+        <w:t xml:space="preserve">the</w:t>
+      </w:r>
+      <w:r>
+        <w:rPr>
+          <w:rFonts w:ascii="Times New Roman" w:hAnsi="Times New Roman"/>
+        </w:rPr>
+        <w:t xml:space="preserve"> </w:t>
+      </w:r>
+      <w:r>
+        <w:rPr>
+          <w:rFonts w:ascii="Times New Roman" w:hAnsi="Times New Roman"/>
+        </w:rPr>
+        <w:t xml:space="preserve">filter</w:t>
+      </w:r>
+      <w:r>
+        <w:rPr>
+          <w:rFonts w:ascii="Times New Roman" w:hAnsi="Times New Roman"/>
+        </w:rPr>
+        <w:t xml:space="preserve"> </w:t>
+      </w:r>
+      <w:r>
+        <w:rPr>
+          <w:rFonts w:ascii="Times New Roman" w:hAnsi="Times New Roman"/>
+        </w:rPr>
+        <w:t xml:space="preserve">leaves,</w:t>
+      </w:r>
+      <w:r>
+        <w:rPr>
+          <w:rFonts w:ascii="Times New Roman" w:hAnsi="Times New Roman"/>
+        </w:rPr>
+        <w:t xml:space="preserve"> </w:t>
+      </w:r>
+      <w:r>
+        <w:rPr>
+          <w:rFonts w:ascii="Times New Roman" w:hAnsi="Times New Roman"/>
+        </w:rPr>
+        <w:t xml:space="preserve">so</w:t>
+      </w:r>
+      <w:r>
+        <w:rPr>
+          <w:rFonts w:ascii="Times New Roman" w:hAnsi="Times New Roman"/>
+        </w:rPr>
+        <w:t xml:space="preserve"> </w:t>
+      </w:r>
+      <w:r>
+        <w:rPr>
+          <w:rFonts w:ascii="Times New Roman" w:hAnsi="Times New Roman"/>
+        </w:rPr>
+        <w:t xml:space="preserve">that</w:t>
+      </w:r>
+      <w:r>
+        <w:rPr>
+          <w:rFonts w:ascii="Times New Roman" w:hAnsi="Times New Roman"/>
+        </w:rPr>
+        <w:t xml:space="preserve"> </w:t>
+      </w:r>
+      <w:r>
+        <w:rPr>
+          <w:rFonts w:ascii="Times New Roman" w:hAnsi="Times New Roman"/>
+        </w:rPr>
+        <w:t xml:space="preserve">filter</w:t>
+      </w:r>
+      <w:r>
+        <w:rPr>
+          <w:rFonts w:ascii="Times New Roman" w:hAnsi="Times New Roman"/>
+        </w:rPr>
+        <w:t xml:space="preserve"> </w:t>
+      </w:r>
+      <w:r>
+        <w:rPr>
+          <w:rFonts w:ascii="Times New Roman" w:hAnsi="Times New Roman"/>
+        </w:rPr>
+        <w:t xml:space="preserve">plus</w:t>
+      </w:r>
+      <w:r>
+        <w:rPr>
+          <w:rFonts w:ascii="Times New Roman" w:hAnsi="Times New Roman"/>
+        </w:rPr>
+        <w:t xml:space="preserve"> </w:t>
+      </w:r>
+      <w:r>
+        <w:rPr>
+          <w:rFonts w:ascii="Times New Roman" w:hAnsi="Times New Roman"/>
+        </w:rPr>
+        <w:t xml:space="preserve">calibration</w:t>
+      </w:r>
+      <w:r>
+        <w:rPr>
+          <w:rFonts w:ascii="Times New Roman" w:hAnsi="Times New Roman"/>
+        </w:rPr>
+        <w:t xml:space="preserve"> </w:t>
+      </w:r>
+      <w:r>
+        <w:rPr>
+          <w:rFonts w:ascii="Times New Roman" w:hAnsi="Times New Roman"/>
+        </w:rPr>
+        <w:t xml:space="preserve">is</w:t>
+      </w:r>
+      <w:r>
+        <w:rPr>
+          <w:rFonts w:ascii="Times New Roman" w:hAnsi="Times New Roman"/>
+        </w:rPr>
+        <w:t xml:space="preserve"> </w:t>
+      </w:r>
+      <w:r>
+        <w:rPr>
+          <w:rFonts w:ascii="Times New Roman" w:hAnsi="Times New Roman"/>
+        </w:rPr>
+        <w:t xml:space="preserve">6–7</w:t>
+      </w:r>
+      <w:r>
+        <w:rPr>
+          <w:rFonts w:ascii="Times New Roman" w:hAnsi="Times New Roman"/>
+        </w:rPr>
+        <w:t xml:space="preserve"> </w:t>
+      </w:r>
+      <w:r>
+        <w:rPr>
+          <w:rFonts w:ascii="Times New Roman" w:hAnsi="Times New Roman"/>
+        </w:rPr>
+        <w:t xml:space="preserve">times</w:t>
+      </w:r>
+      <w:r>
+        <w:rPr>
+          <w:rFonts w:ascii="Times New Roman" w:hAnsi="Times New Roman"/>
+        </w:rPr>
+        <w:t xml:space="preserve"> </w:t>
+      </w:r>
+      <w:r>
+        <w:rPr>
+          <w:rFonts w:ascii="Times New Roman" w:hAnsi="Times New Roman"/>
+        </w:rPr>
+        <w:t xml:space="preserve">more</w:t>
+      </w:r>
+      <w:r>
+        <w:rPr>
+          <w:rFonts w:ascii="Times New Roman" w:hAnsi="Times New Roman"/>
+        </w:rPr>
+        <w:t xml:space="preserve"> </w:t>
+      </w:r>
+      <w:r>
+        <w:rPr>
+          <w:rFonts w:ascii="Times New Roman" w:hAnsi="Times New Roman"/>
+        </w:rPr>
+        <w:t xml:space="preserve">accurate</w:t>
+      </w:r>
+      <w:r>
+        <w:rPr>
+          <w:rFonts w:ascii="Times New Roman" w:hAnsi="Times New Roman"/>
+        </w:rPr>
+        <w:t xml:space="preserve"> </w:t>
+      </w:r>
+      <w:r>
+        <w:rPr>
+          <w:rFonts w:ascii="Times New Roman" w:hAnsi="Times New Roman"/>
+        </w:rPr>
+        <w:t xml:space="preserve">than</w:t>
+      </w:r>
+      <w:r>
+        <w:rPr>
+          <w:rFonts w:ascii="Times New Roman" w:hAnsi="Times New Roman"/>
+        </w:rPr>
+        <w:t xml:space="preserve"> </w:t>
+      </w:r>
+      <w:r>
+        <w:rPr>
+          <w:rFonts w:ascii="Times New Roman" w:hAnsi="Times New Roman"/>
+        </w:rPr>
+        <w:t xml:space="preserve">the</w:t>
+      </w:r>
+      <w:r>
+        <w:rPr>
+          <w:rFonts w:ascii="Times New Roman" w:hAnsi="Times New Roman"/>
+        </w:rPr>
+        <w:t xml:space="preserve"> </w:t>
+      </w:r>
+      <w:r>
+        <w:rPr>
+          <w:rFonts w:ascii="Times New Roman" w:hAnsi="Times New Roman"/>
+        </w:rPr>
+        <w:t xml:space="preserve">raw</w:t>
+      </w:r>
+      <w:r>
+        <w:rPr>
+          <w:rFonts w:ascii="Times New Roman" w:hAnsi="Times New Roman"/>
+        </w:rPr>
+        <w:t xml:space="preserve"> </w:t>
+      </w:r>
+      <w:r>
+        <w:rPr>
+          <w:rFonts w:ascii="Times New Roman" w:hAnsi="Times New Roman"/>
+        </w:rPr>
+        <w:t xml:space="preserve">readout.</w:t>
+      </w:r>
+      <w:r>
+        <w:rPr>
+          <w:rFonts w:ascii="Times New Roman" w:hAnsi="Times New Roman"/>
+        </w:rPr>
+        <w:t xml:space="preserve"> </w:t>
+      </w:r>
+      <w:r>
+        <w:rPr>
+          <w:rFonts w:ascii="Times New Roman" w:hAnsi="Times New Roman"/>
+        </w:rPr>
         <w:t xml:space="preserve">Three</w:t>
       </w:r>
       <w:r>
@@ -3910,7 +4306,7 @@
         <w:rPr>
           <w:rFonts w:ascii="Times New Roman" w:hAnsi="Times New Roman"/>
         </w:rPr>
-        <w:t xml:space="preserve">twenty-three</w:t>
+        <w:t xml:space="preserve">twenty-seven</w:t>
       </w:r>
       <w:r>
         <w:rPr>
@@ -4091,7 +4487,7 @@
         <w:rPr>
           <w:rFonts w:ascii="Times New Roman" w:hAnsi="Times New Roman"/>
         </w:rPr>
-        <w:t xml:space="preserve">0.6.9,</w:t>
+        <w:t xml:space="preserve">0.6.11,</w:t>
       </w:r>
       <w:r>
         <w:rPr>
@@ -7330,7 +7726,7 @@
           <w:rPr>
             <w:rStyle w:val="Hyperlink"/>
           </w:rPr>
-          <w:t xml:space="preserve">6</w:t>
+          <w:t xml:space="preserve">7</w:t>
         </w:r>
       </w:hyperlink>
       <w:r>
@@ -8037,7 +8433,883 @@
       </w:r>
     </w:p>
     <w:bookmarkEnd w:id="31"/>
-    <w:bookmarkStart w:id="33" w:name="sec:angle"/>
+    <w:bookmarkStart w:id="33" w:name="calibrating-the-in-sector-errors"/>
+    <w:p>
+      <w:pPr>
+        <w:pStyle w:val="Heading1"/>
+      </w:pPr>
+      <w:r>
+        <w:rPr>
+          <w:rFonts w:ascii="Times New Roman" w:hAnsi="Times New Roman"/>
+        </w:rPr>
+        <w:t xml:space="preserve">Calibrating the in-sector errors</w:t>
+      </w:r>
+    </w:p>
+    <w:p>
+      <w:pPr>
+        <w:pStyle w:val="FirstParagraph"/>
+      </w:pPr>
+      <w:r>
+        <w:rPr>
+          <w:rFonts w:ascii="Times New Roman" w:hAnsi="Times New Roman"/>
+        </w:rPr>
+        <w:t xml:space="preserve">The errors that survive the filter can be measured. An echo circuit that prepares the sector state</w:t>
+      </w:r>
+      <w:r>
+        <w:rPr>
+          <w:rFonts w:ascii="Times New Roman" w:hAnsi="Times New Roman"/>
+        </w:rPr>
+        <w:t xml:space="preserve"> </w:t>
+      </w:r>
+      <m:oMath>
+        <m:r>
+          <m:rPr>
+            <m:sty m:val="p"/>
+          </m:rPr>
+          <m:t>|</m:t>
+        </m:r>
+        <m:sSub>
+          <m:e>
+            <m:r>
+              <m:t>e</m:t>
+            </m:r>
+          </m:e>
+          <m:sub>
+            <m:r>
+              <m:t>j</m:t>
+            </m:r>
+          </m:sub>
+        </m:sSub>
+        <m:r>
+          <m:rPr>
+            <m:sty m:val="p"/>
+          </m:rPr>
+          <m:t>⟩</m:t>
+        </m:r>
+      </m:oMath>
+      <w:r>
+        <w:rPr>
+          <w:rFonts w:ascii="Times New Roman" w:hAnsi="Times New Roman"/>
+        </w:rPr>
+        <w:t xml:space="preserve"> </w:t>
+      </w:r>
+      <w:r>
+        <w:rPr>
+          <w:rFonts w:ascii="Times New Roman" w:hAnsi="Times New Roman"/>
+        </w:rPr>
+        <w:t xml:space="preserve">and</w:t>
+      </w:r>
+      <w:r>
+        <w:rPr>
+          <w:rFonts w:ascii="Times New Roman" w:hAnsi="Times New Roman"/>
+        </w:rPr>
+        <w:t xml:space="preserve"> </w:t>
+      </w:r>
+      <w:r>
+        <w:rPr>
+          <w:rFonts w:ascii="Times New Roman" w:hAnsi="Times New Roman"/>
+        </w:rPr>
+        <w:t xml:space="preserve">runs the circuit and its inverse should return</w:t>
+      </w:r>
+      <w:r>
+        <w:rPr>
+          <w:rFonts w:ascii="Times New Roman" w:hAnsi="Times New Roman"/>
+        </w:rPr>
+        <w:t xml:space="preserve"> </w:t>
+      </w:r>
+      <m:oMath>
+        <m:r>
+          <m:rPr>
+            <m:sty m:val="p"/>
+          </m:rPr>
+          <m:t>|</m:t>
+        </m:r>
+        <m:sSub>
+          <m:e>
+            <m:r>
+              <m:t>e</m:t>
+            </m:r>
+          </m:e>
+          <m:sub>
+            <m:r>
+              <m:t>j</m:t>
+            </m:r>
+          </m:sub>
+        </m:sSub>
+        <m:r>
+          <m:rPr>
+            <m:sty m:val="p"/>
+          </m:rPr>
+          <m:t>⟩</m:t>
+        </m:r>
+      </m:oMath>
+      <w:r>
+        <w:rPr>
+          <w:rFonts w:ascii="Times New Roman" w:hAnsi="Times New Roman"/>
+        </w:rPr>
+        <w:t xml:space="preserve">; its filtered distribution over the sector states is column</w:t>
+      </w:r>
+      <w:r>
+        <w:rPr>
+          <w:rFonts w:ascii="Times New Roman" w:hAnsi="Times New Roman"/>
+        </w:rPr>
+        <w:t xml:space="preserve"> </w:t>
+      </w:r>
+      <m:oMath>
+        <m:r>
+          <m:t>j</m:t>
+        </m:r>
+      </m:oMath>
+      <w:r>
+        <w:rPr>
+          <w:rFonts w:ascii="Times New Roman" w:hAnsi="Times New Roman"/>
+        </w:rPr>
+        <w:t xml:space="preserve"> </w:t>
+      </w:r>
+      <w:r>
+        <w:rPr>
+          <w:rFonts w:ascii="Times New Roman" w:hAnsi="Times New Roman"/>
+        </w:rPr>
+        <w:t xml:space="preserve">of a transfer matrix</w:t>
+      </w:r>
+      <w:r>
+        <w:rPr>
+          <w:rFonts w:ascii="Times New Roman" w:hAnsi="Times New Roman"/>
+        </w:rPr>
+        <w:t xml:space="preserve"> </w:t>
+      </w:r>
+      <m:oMath>
+        <m:r>
+          <m:t>M</m:t>
+        </m:r>
+      </m:oMath>
+      <w:r>
+        <w:rPr>
+          <w:rFonts w:ascii="Times New Roman" w:hAnsi="Times New Roman"/>
+        </w:rPr>
+        <w:t xml:space="preserve">, with</w:t>
+      </w:r>
+      <w:r>
+        <w:rPr>
+          <w:rFonts w:ascii="Times New Roman" w:hAnsi="Times New Roman"/>
+        </w:rPr>
+        <w:t xml:space="preserve"> </w:t>
+      </w:r>
+      <m:oMath>
+        <m:sSub>
+          <m:e>
+            <m:r>
+              <m:t>M</m:t>
+            </m:r>
+          </m:e>
+          <m:sub>
+            <m:r>
+              <m:t>i</m:t>
+            </m:r>
+            <m:r>
+              <m:t>j</m:t>
+            </m:r>
+          </m:sub>
+        </m:sSub>
+        <m:r>
+          <m:rPr>
+            <m:sty m:val="p"/>
+          </m:rPr>
+          <m:t>=</m:t>
+        </m:r>
+        <m:r>
+          <m:t>P</m:t>
+        </m:r>
+        <m:d>
+          <m:dPr>
+            <m:begChr m:val="("/>
+            <m:endChr m:val=")"/>
+            <m:sepChr m:val=""/>
+            <m:grow/>
+          </m:dPr>
+          <m:e>
+            <m:r>
+              <m:rPr>
+                <m:nor/>
+                <m:sty m:val="p"/>
+              </m:rPr>
+              <m:t>measured </m:t>
+            </m:r>
+            <m:r>
+              <m:t>i</m:t>
+            </m:r>
+            <m:r>
+              <m:rPr>
+                <m:sty m:val="p"/>
+              </m:rPr>
+              <m:t>∣</m:t>
+            </m:r>
+            <m:r>
+              <m:rPr>
+                <m:nor/>
+                <m:sty m:val="p"/>
+              </m:rPr>
+              <m:t>prepared </m:t>
+            </m:r>
+            <m:r>
+              <m:t>j</m:t>
+            </m:r>
+          </m:e>
+        </m:d>
+      </m:oMath>
+      <w:r>
+        <w:rPr>
+          <w:rFonts w:ascii="Times New Roman" w:hAnsi="Times New Roman"/>
+        </w:rPr>
+        <w:t xml:space="preserve">. The forward circuit has about half</w:t>
+      </w:r>
+      <w:r>
+        <w:rPr>
+          <w:rFonts w:ascii="Times New Roman" w:hAnsi="Times New Roman"/>
+        </w:rPr>
+        <w:t xml:space="preserve"> </w:t>
+      </w:r>
+      <w:r>
+        <w:rPr>
+          <w:rFonts w:ascii="Times New Roman" w:hAnsi="Times New Roman"/>
+        </w:rPr>
+        <w:t xml:space="preserve">the echo’s gates, so we model its in-sector error by</w:t>
+      </w:r>
+      <w:r>
+        <w:rPr>
+          <w:rFonts w:ascii="Times New Roman" w:hAnsi="Times New Roman"/>
+        </w:rPr>
+        <w:t xml:space="preserve"> </w:t>
+      </w:r>
+      <m:oMath>
+        <m:sSup>
+          <m:e>
+            <m:r>
+              <m:t>M</m:t>
+            </m:r>
+          </m:e>
+          <m:sup>
+            <m:r>
+              <m:t>1</m:t>
+            </m:r>
+            <m:r>
+              <m:rPr>
+                <m:sty m:val="p"/>
+              </m:rPr>
+              <m:t>/</m:t>
+            </m:r>
+            <m:r>
+              <m:t>2</m:t>
+            </m:r>
+          </m:sup>
+        </m:sSup>
+      </m:oMath>
+      <w:r>
+        <w:rPr>
+          <w:rFonts w:ascii="Times New Roman" w:hAnsi="Times New Roman"/>
+        </w:rPr>
+        <w:t xml:space="preserve"> </w:t>
+      </w:r>
+      <w:r>
+        <w:rPr>
+          <w:rFonts w:ascii="Times New Roman" w:hAnsi="Times New Roman"/>
+        </w:rPr>
+        <w:t xml:space="preserve">and invert it on the filtered distribution of each</w:t>
+      </w:r>
+      <w:r>
+        <w:rPr>
+          <w:rFonts w:ascii="Times New Roman" w:hAnsi="Times New Roman"/>
+        </w:rPr>
+        <w:t xml:space="preserve"> </w:t>
+      </w:r>
+      <w:r>
+        <w:rPr>
+          <w:rFonts w:ascii="Times New Roman" w:hAnsi="Times New Roman"/>
+        </w:rPr>
+        <w:t xml:space="preserve">trained circuit (non-negative least squares on the simplex), as readout mitigation does for bit flips</w:t>
+      </w:r>
+      <w:r>
+        <w:rPr>
+          <w:rFonts w:ascii="Times New Roman" w:hAnsi="Times New Roman"/>
+        </w:rPr>
+        <w:t xml:space="preserve"> </w:t>
+      </w:r>
+      <w:r>
+        <w:rPr>
+          <w:rFonts w:ascii="Times New Roman" w:hAnsi="Times New Roman"/>
+        </w:rPr>
+        <w:t xml:space="preserve">(</w:t>
+      </w:r>
+      <w:r>
+        <w:rPr>
+          <w:rStyle w:val="VerbatimChar"/>
+          <w:rFonts w:ascii="Times New Roman" w:hAnsi="Times New Roman"/>
+        </w:rPr>
+        <w:t xml:space="preserve">qang.sectors.echo_transfer_matrix</w:t>
+      </w:r>
+      <w:r>
+        <w:rPr>
+          <w:rFonts w:ascii="Times New Roman" w:hAnsi="Times New Roman"/>
+        </w:rPr>
+        <w:t xml:space="preserve">,</w:t>
+      </w:r>
+      <w:r>
+        <w:rPr>
+          <w:rFonts w:ascii="Times New Roman" w:hAnsi="Times New Roman"/>
+        </w:rPr>
+        <w:t xml:space="preserve"> </w:t>
+      </w:r>
+      <w:r>
+        <w:rPr>
+          <w:rStyle w:val="VerbatimChar"/>
+          <w:rFonts w:ascii="Times New Roman" w:hAnsi="Times New Roman"/>
+        </w:rPr>
+        <w:t xml:space="preserve">unmix_sector</w:t>
+      </w:r>
+      <w:r>
+        <w:rPr>
+          <w:rFonts w:ascii="Times New Roman" w:hAnsi="Times New Roman"/>
+        </w:rPr>
+        <w:t xml:space="preserve">). Four predictions were committed before the run</w:t>
+      </w:r>
+      <w:r>
+        <w:rPr>
+          <w:rFonts w:ascii="Times New Roman" w:hAnsi="Times New Roman"/>
+        </w:rPr>
+        <w:t xml:space="preserve"> </w:t>
+      </w:r>
+      <w:r>
+        <w:rPr>
+          <w:rFonts w:ascii="Times New Roman" w:hAnsi="Times New Roman"/>
+        </w:rPr>
+        <w:t xml:space="preserve">(RESEARCH_NOTES §105); five echo circuits at 4000 shots calibrate each backend.</w:t>
+      </w:r>
+    </w:p>
+    <w:bookmarkStart w:id="32" w:name="tab:echo"/>
+    <w:p>
+      <w:pPr>
+        <w:pStyle w:val="TableCaption"/>
+      </w:pPr>
+      <w:r>
+        <w:rPr>
+          <w:rFonts w:ascii="Times New Roman" w:hAnsi="Times New Roman"/>
+          <w:sz w:val="18"/>
+        </w:rPr>
+        <w:t xml:space="preserve">Mean absolute error of the radius deficit on the 30 trained circuits, with the echo calibration.</w:t>
+      </w:r>
+    </w:p>
+    <w:tbl>
+      <w:tblPr>
+        <w:tblStyle w:val="Table"/>
+        <w:tblW w:type="auto" w:w="0"/>
+        <w:tblLook w:firstRow="1" w:lastRow="0" w:firstColumn="0" w:lastColumn="0" w:noHBand="0" w:noVBand="0" w:val="0020"/>
+        <w:jc w:val="start"/>
+        <w:tblCaption w:val="Mean absolute error of the radius deficit on the 30 trained circuits, with the echo calibration."/>
+      </w:tblPr>
+      <w:tblGrid>
+        <w:gridCol w:w="1584"/>
+        <w:gridCol w:w="1584"/>
+        <w:gridCol w:w="1584"/>
+        <w:gridCol w:w="1584"/>
+        <w:gridCol w:w="1584"/>
+      </w:tblGrid>
+      <w:tr>
+        <w:trPr>
+          <w:tblHeader w:val="true"/>
+        </w:trPr>
+        <w:tc>
+          <w:tcPr/>
+          <w:p>
+            <w:pPr>
+              <w:pStyle w:val="Compact"/>
+              <w:jc w:val="left"/>
+            </w:pPr>
+            <w:r>
+              <w:t xml:space="preserve">backend</w:t>
+            </w:r>
+          </w:p>
+        </w:tc>
+        <w:tc>
+          <w:tcPr/>
+          <w:p>
+            <w:pPr>
+              <w:pStyle w:val="Compact"/>
+              <w:jc w:val="center"/>
+            </w:pPr>
+            <w:r>
+              <w:t xml:space="preserve">without qang</w:t>
+            </w:r>
+          </w:p>
+        </w:tc>
+        <w:tc>
+          <w:tcPr/>
+          <w:p>
+            <w:pPr>
+              <w:pStyle w:val="Compact"/>
+              <w:jc w:val="center"/>
+            </w:pPr>
+            <w:r>
+              <w:t xml:space="preserve">qang</w:t>
+            </w:r>
+          </w:p>
+        </w:tc>
+        <w:tc>
+          <w:tcPr/>
+          <w:p>
+            <w:pPr>
+              <w:pStyle w:val="Compact"/>
+              <w:jc w:val="center"/>
+            </w:pPr>
+            <w:r>
+              <w:t xml:space="preserve">qang + echo (</w:t>
+            </w:r>
+            <m:oMath>
+              <m:sSup>
+                <m:e>
+                  <m:r>
+                    <m:t>M</m:t>
+                  </m:r>
+                </m:e>
+                <m:sup>
+                  <m:r>
+                    <m:t>1</m:t>
+                  </m:r>
+                  <m:r>
+                    <m:rPr>
+                      <m:sty m:val="p"/>
+                    </m:rPr>
+                    <m:t>/</m:t>
+                  </m:r>
+                  <m:r>
+                    <m:t>2</m:t>
+                  </m:r>
+                </m:sup>
+              </m:sSup>
+            </m:oMath>
+            <w:r>
+              <w:t xml:space="preserve">)</w:t>
+            </w:r>
+          </w:p>
+        </w:tc>
+        <w:tc>
+          <w:tcPr/>
+          <w:p>
+            <w:pPr>
+              <w:pStyle w:val="Compact"/>
+              <w:jc w:val="center"/>
+            </w:pPr>
+            <w:r>
+              <w:t xml:space="preserve">qang + echo (</w:t>
+            </w:r>
+            <m:oMath>
+              <m:r>
+                <m:t>M</m:t>
+              </m:r>
+            </m:oMath>
+            <w:r>
+              <w:t xml:space="preserve">)</w:t>
+            </w:r>
+          </w:p>
+        </w:tc>
+      </w:tr>
+      <w:tr>
+        <w:tc>
+          <w:tcPr/>
+          <w:p>
+            <w:pPr>
+              <w:pStyle w:val="Compact"/>
+              <w:jc w:val="left"/>
+            </w:pPr>
+            <w:r>
+              <w:t xml:space="preserve">IBM brisbane</w:t>
+            </w:r>
+          </w:p>
+        </w:tc>
+        <w:tc>
+          <w:tcPr/>
+          <w:p>
+            <w:pPr>
+              <w:pStyle w:val="Compact"/>
+              <w:jc w:val="center"/>
+            </w:pPr>
+            <w:r>
+              <w:t xml:space="preserve">0.264</w:t>
+            </w:r>
+          </w:p>
+        </w:tc>
+        <w:tc>
+          <w:tcPr/>
+          <w:p>
+            <w:pPr>
+              <w:pStyle w:val="Compact"/>
+              <w:jc w:val="center"/>
+            </w:pPr>
+            <w:r>
+              <w:t xml:space="preserve">0.082</w:t>
+            </w:r>
+          </w:p>
+        </w:tc>
+        <w:tc>
+          <w:tcPr/>
+          <w:p>
+            <w:pPr>
+              <w:pStyle w:val="Compact"/>
+              <w:jc w:val="center"/>
+            </w:pPr>
+            <w:r>
+              <w:t xml:space="preserve">0.043</w:t>
+            </w:r>
+          </w:p>
+        </w:tc>
+        <w:tc>
+          <w:tcPr/>
+          <w:p>
+            <w:pPr>
+              <w:pStyle w:val="Compact"/>
+              <w:jc w:val="center"/>
+            </w:pPr>
+            <w:r>
+              <w:t xml:space="preserve">0.053</w:t>
+            </w:r>
+          </w:p>
+        </w:tc>
+      </w:tr>
+      <w:tr>
+        <w:tc>
+          <w:tcPr/>
+          <w:p>
+            <w:pPr>
+              <w:pStyle w:val="Compact"/>
+              <w:jc w:val="left"/>
+            </w:pPr>
+            <w:r>
+              <w:t xml:space="preserve">IBM sherbrooke</w:t>
+            </w:r>
+          </w:p>
+        </w:tc>
+        <w:tc>
+          <w:tcPr/>
+          <w:p>
+            <w:pPr>
+              <w:pStyle w:val="Compact"/>
+              <w:jc w:val="center"/>
+            </w:pPr>
+            <w:r>
+              <w:t xml:space="preserve">0.231</w:t>
+            </w:r>
+          </w:p>
+        </w:tc>
+        <w:tc>
+          <w:tcPr/>
+          <w:p>
+            <w:pPr>
+              <w:pStyle w:val="Compact"/>
+              <w:jc w:val="center"/>
+            </w:pPr>
+            <w:r>
+              <w:t xml:space="preserve">0.059</w:t>
+            </w:r>
+          </w:p>
+        </w:tc>
+        <w:tc>
+          <w:tcPr/>
+          <w:p>
+            <w:pPr>
+              <w:pStyle w:val="Compact"/>
+              <w:jc w:val="center"/>
+            </w:pPr>
+            <w:r>
+              <w:t xml:space="preserve">0.032</w:t>
+            </w:r>
+          </w:p>
+        </w:tc>
+        <w:tc>
+          <w:tcPr/>
+          <w:p>
+            <w:pPr>
+              <w:pStyle w:val="Compact"/>
+              <w:jc w:val="center"/>
+            </w:pPr>
+            <w:r>
+              <w:t xml:space="preserve">0.038</w:t>
+            </w:r>
+          </w:p>
+        </w:tc>
+      </w:tr>
+      <w:tr>
+        <w:tc>
+          <w:tcPr/>
+          <w:p>
+            <w:pPr>
+              <w:pStyle w:val="Compact"/>
+              <w:jc w:val="left"/>
+            </w:pPr>
+            <w:r>
+              <w:t xml:space="preserve">IBM torino</w:t>
+            </w:r>
+          </w:p>
+        </w:tc>
+        <w:tc>
+          <w:tcPr/>
+          <w:p>
+            <w:pPr>
+              <w:pStyle w:val="Compact"/>
+              <w:jc w:val="center"/>
+            </w:pPr>
+            <w:r>
+              <w:t xml:space="preserve">0.197</w:t>
+            </w:r>
+          </w:p>
+        </w:tc>
+        <w:tc>
+          <w:tcPr/>
+          <w:p>
+            <w:pPr>
+              <w:pStyle w:val="Compact"/>
+              <w:jc w:val="center"/>
+            </w:pPr>
+            <w:r>
+              <w:t xml:space="preserve">0.050</w:t>
+            </w:r>
+          </w:p>
+        </w:tc>
+        <w:tc>
+          <w:tcPr/>
+          <w:p>
+            <w:pPr>
+              <w:pStyle w:val="Compact"/>
+              <w:jc w:val="center"/>
+            </w:pPr>
+            <w:r>
+              <w:t xml:space="preserve">0.031</w:t>
+            </w:r>
+          </w:p>
+        </w:tc>
+        <w:tc>
+          <w:tcPr/>
+          <w:p>
+            <w:pPr>
+              <w:pStyle w:val="Compact"/>
+              <w:jc w:val="center"/>
+            </w:pPr>
+            <w:r>
+              <w:t xml:space="preserve">0.034</w:t>
+            </w:r>
+          </w:p>
+        </w:tc>
+      </w:tr>
+      <w:tr>
+        <w:tc>
+          <w:tcPr/>
+          <w:p>
+            <w:pPr>
+              <w:pStyle w:val="Compact"/>
+              <w:jc w:val="left"/>
+            </w:pPr>
+            <w:r>
+              <w:t xml:space="preserve">IonQ aria-1 (native)</w:t>
+            </w:r>
+          </w:p>
+        </w:tc>
+        <w:tc>
+          <w:tcPr/>
+          <w:p>
+            <w:pPr>
+              <w:pStyle w:val="Compact"/>
+              <w:jc w:val="center"/>
+            </w:pPr>
+            <w:r>
+              <w:t xml:space="preserve">0.301</w:t>
+            </w:r>
+          </w:p>
+        </w:tc>
+        <w:tc>
+          <w:tcPr/>
+          <w:p>
+            <w:pPr>
+              <w:pStyle w:val="Compact"/>
+              <w:jc w:val="center"/>
+            </w:pPr>
+            <w:r>
+              <w:t xml:space="preserve">0.090</w:t>
+            </w:r>
+          </w:p>
+        </w:tc>
+        <w:tc>
+          <w:tcPr/>
+          <w:p>
+            <w:pPr>
+              <w:pStyle w:val="Compact"/>
+              <w:jc w:val="center"/>
+            </w:pPr>
+            <w:r>
+              <w:t xml:space="preserve">0.049</w:t>
+            </w:r>
+          </w:p>
+        </w:tc>
+        <w:tc>
+          <w:tcPr/>
+          <w:p>
+            <w:pPr>
+              <w:pStyle w:val="Compact"/>
+              <w:jc w:val="center"/>
+            </w:pPr>
+            <w:r>
+              <w:t xml:space="preserve">0.050</w:t>
+            </w:r>
+          </w:p>
+        </w:tc>
+      </w:tr>
+      <w:tr>
+        <w:tc>
+          <w:tcPr/>
+          <w:p>
+            <w:pPr>
+              <w:pStyle w:val="Compact"/>
+              <w:jc w:val="left"/>
+            </w:pPr>
+            <w:r>
+              <w:t xml:space="preserve">IonQ forte-1 (native)</w:t>
+            </w:r>
+          </w:p>
+        </w:tc>
+        <w:tc>
+          <w:tcPr/>
+          <w:p>
+            <w:pPr>
+              <w:pStyle w:val="Compact"/>
+              <w:jc w:val="center"/>
+            </w:pPr>
+            <w:r>
+              <w:t xml:space="preserve">0.285</w:t>
+            </w:r>
+          </w:p>
+        </w:tc>
+        <w:tc>
+          <w:tcPr/>
+          <w:p>
+            <w:pPr>
+              <w:pStyle w:val="Compact"/>
+              <w:jc w:val="center"/>
+            </w:pPr>
+            <w:r>
+              <w:t xml:space="preserve">0.089</w:t>
+            </w:r>
+          </w:p>
+        </w:tc>
+        <w:tc>
+          <w:tcPr/>
+          <w:p>
+            <w:pPr>
+              <w:pStyle w:val="Compact"/>
+              <w:jc w:val="center"/>
+            </w:pPr>
+            <w:r>
+              <w:t xml:space="preserve">0.047</w:t>
+            </w:r>
+          </w:p>
+        </w:tc>
+        <w:tc>
+          <w:tcPr/>
+          <w:p>
+            <w:pPr>
+              <w:pStyle w:val="Compact"/>
+              <w:jc w:val="center"/>
+            </w:pPr>
+            <w:r>
+              <w:t xml:space="preserve">0.039</w:t>
+            </w:r>
+          </w:p>
+        </w:tc>
+      </w:tr>
+    </w:tbl>
+    <w:bookmarkEnd w:id="32"/>
+    <w:p>
+      <w:pPr>
+        <w:pStyle w:val="BodyText"/>
+      </w:pPr>
+      <w:r>
+        <w:rPr>
+          <w:rFonts w:ascii="Times New Roman" w:hAnsi="Times New Roman"/>
+        </w:rPr>
+        <w:t xml:space="preserve">All four predictions passed. The calibration removes 38–47% of the error the filter leaves, and filter plus echo is</w:t>
+      </w:r>
+      <w:r>
+        <w:rPr>
+          <w:rFonts w:ascii="Times New Roman" w:hAnsi="Times New Roman"/>
+        </w:rPr>
+        <w:t xml:space="preserve"> </w:t>
+      </w:r>
+      <w:r>
+        <w:rPr>
+          <w:rFonts w:ascii="Times New Roman" w:hAnsi="Times New Roman"/>
+        </w:rPr>
+        <w:t xml:space="preserve">6–7 times more accurate than the raw readout on every backend (Table </w:t>
+      </w:r>
+      <w:hyperlink w:anchor="tab:echo">
+        <w:r>
+          <w:rPr>
+            <w:rStyle w:val="Hyperlink"/>
+          </w:rPr>
+          <w:t xml:space="preserve">3</w:t>
+        </w:r>
+      </w:hyperlink>
+      <w:r>
+        <w:rPr>
+          <w:rFonts w:ascii="Times New Roman" w:hAnsi="Times New Roman"/>
+        </w:rPr>
+        <w:t xml:space="preserve">). The square root beats the full</w:t>
+      </w:r>
+      <w:r>
+        <w:rPr>
+          <w:rFonts w:ascii="Times New Roman" w:hAnsi="Times New Roman"/>
+        </w:rPr>
+        <w:t xml:space="preserve"> </w:t>
+      </w:r>
+      <w:r>
+        <w:rPr>
+          <w:rFonts w:ascii="Times New Roman" w:hAnsi="Times New Roman"/>
+        </w:rPr>
+        <w:t xml:space="preserve">matrix on average, but not on forte-1, where the forward circuit’s in-sector error is closer to the echo’s own. The</w:t>
+      </w:r>
+      <w:r>
+        <w:rPr>
+          <w:rFonts w:ascii="Times New Roman" w:hAnsi="Times New Roman"/>
+        </w:rPr>
+        <w:t xml:space="preserve"> </w:t>
+      </w:r>
+      <w:r>
+        <w:rPr>
+          <w:rFonts w:ascii="Times New Roman" w:hAnsi="Times New Roman"/>
+        </w:rPr>
+        <w:t xml:space="preserve">diagonal of</w:t>
+      </w:r>
+      <w:r>
+        <w:rPr>
+          <w:rFonts w:ascii="Times New Roman" w:hAnsi="Times New Roman"/>
+        </w:rPr>
+        <w:t xml:space="preserve"> </w:t>
+      </w:r>
+      <m:oMath>
+        <m:r>
+          <m:t>M</m:t>
+        </m:r>
+      </m:oMath>
+      <w:r>
+        <w:rPr>
+          <w:rFonts w:ascii="Times New Roman" w:hAnsi="Times New Roman"/>
+        </w:rPr>
+        <w:t xml:space="preserve"> </w:t>
+      </w:r>
+      <w:r>
+        <w:rPr>
+          <w:rFonts w:ascii="Times New Roman" w:hAnsi="Times New Roman"/>
+        </w:rPr>
+        <w:t xml:space="preserve">(0.77–0.92) measures what the filter cannot clean.</w:t>
+      </w:r>
+    </w:p>
+    <w:bookmarkEnd w:id="33"/>
+    <w:bookmarkStart w:id="35" w:name="sec:angle"/>
     <w:p>
       <w:pPr>
         <w:pStyle w:val="Heading1"/>
@@ -8524,7 +9796,7 @@
         <w:t xml:space="preserve">from 3000 Z shots (RESEARCH_NOTES §102, six predictions).</w:t>
       </w:r>
     </w:p>
-    <w:bookmarkStart w:id="32" w:name="tab:theta"/>
+    <w:bookmarkStart w:id="34" w:name="tab:theta"/>
     <w:p>
       <w:pPr>
         <w:pStyle w:val="TableCaption"/>
@@ -8826,7 +10098,7 @@
         </w:tc>
       </w:tr>
     </w:tbl>
-    <w:bookmarkEnd w:id="32"/>
+    <w:bookmarkEnd w:id="34"/>
     <w:p>
       <w:pPr>
         <w:pStyle w:val="BodyText"/>
@@ -9094,8 +10366,8 @@
         <w:t xml:space="preserve">identities, such as the echo circuits above, IonQ requires the native gate set.</w:t>
       </w:r>
     </w:p>
-    <w:bookmarkEnd w:id="33"/>
-    <w:bookmarkStart w:id="36" w:name="discussion"/>
+    <w:bookmarkEnd w:id="35"/>
+    <w:bookmarkStart w:id="38" w:name="discussion"/>
     <w:p>
       <w:pPr>
         <w:pStyle w:val="Heading1"/>
@@ -9193,10 +10465,22 @@
         <w:rPr>
           <w:rFonts w:ascii="Times New Roman" w:hAnsi="Times New Roman"/>
         </w:rPr>
-        <w:t xml:space="preserve">A small deficit therefore needs a calibration, for example the echo circuit used here, or an error model.</w:t>
+        <w:t xml:space="preserve">A small deficit therefore</w:t>
+      </w:r>
+      <w:r>
+        <w:rPr>
+          <w:rFonts w:ascii="Times New Roman" w:hAnsi="Times New Roman"/>
+        </w:rPr>
+        <w:t xml:space="preserve"> </w:t>
+      </w:r>
+      <w:r>
+        <w:rPr>
+          <w:rFonts w:ascii="Times New Roman" w:hAnsi="Times New Roman"/>
+        </w:rPr>
+        <w:t xml:space="preserve">needs a calibration; the echo calibration of Sec. 6 removes nearly half of the remaining error.</w:t>
       </w:r>
     </w:p>
-    <w:bookmarkStart w:id="34" w:name="what-is-new-and-what-is-not."/>
+    <w:bookmarkStart w:id="36" w:name="what-is-new-and-what-is-not."/>
     <w:p>
       <w:pPr>
         <w:pStyle w:val="Heading4"/>
@@ -9456,8 +10740,8 @@
         <w:t xml:space="preserve">committed before its run, and the angle in radians that the radius frees from the noise.</w:t>
       </w:r>
     </w:p>
-    <w:bookmarkEnd w:id="34"/>
-    <w:bookmarkStart w:id="35" w:name="limitations."/>
+    <w:bookmarkEnd w:id="36"/>
+    <w:bookmarkStart w:id="37" w:name="limitations."/>
     <w:p>
       <w:pPr>
         <w:pStyle w:val="Heading4"/>
@@ -9492,9 +10776,9 @@
         <w:t xml:space="preserve">qubits). The echo circuits measure the false deficit of one family of product states. No quantum advantage is claimed.</w:t>
       </w:r>
     </w:p>
-    <w:bookmarkEnd w:id="35"/>
-    <w:bookmarkEnd w:id="36"/>
-    <w:bookmarkStart w:id="38" w:name="code-and-data-availability"/>
+    <w:bookmarkEnd w:id="37"/>
+    <w:bookmarkEnd w:id="38"/>
+    <w:bookmarkStart w:id="40" w:name="code-and-data-availability"/>
     <w:p>
       <w:pPr>
         <w:pStyle w:val="Heading1"/>
@@ -9539,7 +10823,7 @@
         <w:rPr>
           <w:rFonts w:ascii="Times New Roman" w:hAnsi="Times New Roman"/>
         </w:rPr>
-        <w:t xml:space="preserve">0.6.9 (MIT,</w:t>
+        <w:t xml:space="preserve">0.6.11 (MIT,</w:t>
       </w:r>
       <w:r>
         <w:rPr>
@@ -9742,6 +11026,63 @@
           <w:rStyle w:val="VerbatimChar"/>
           <w:rFonts w:ascii="Times New Roman" w:hAnsi="Times New Roman"/>
         </w:rPr>
+        <w:t xml:space="preserve">qang.sectors</w:t>
+      </w:r>
+      <w:r>
+        <w:rPr>
+          <w:rFonts w:ascii="Times New Roman" w:hAnsi="Times New Roman"/>
+        </w:rPr>
+        <w:t xml:space="preserve"> </w:t>
+      </w:r>
+      <w:r>
+        <w:rPr>
+          <w:rFonts w:ascii="Times New Roman" w:hAnsi="Times New Roman"/>
+        </w:rPr>
+        <w:t xml:space="preserve">(</w:t>
+      </w:r>
+      <w:r>
+        <w:rPr>
+          <w:rStyle w:val="VerbatimChar"/>
+          <w:rFonts w:ascii="Times New Roman" w:hAnsi="Times New Roman"/>
+        </w:rPr>
+        <w:t xml:space="preserve">echo_transfer_matrix</w:t>
+      </w:r>
+      <w:r>
+        <w:rPr>
+          <w:rFonts w:ascii="Times New Roman" w:hAnsi="Times New Roman"/>
+        </w:rPr>
+        <w:t xml:space="preserve">,</w:t>
+      </w:r>
+      <w:r>
+        <w:rPr>
+          <w:rFonts w:ascii="Times New Roman" w:hAnsi="Times New Roman"/>
+        </w:rPr>
+        <w:t xml:space="preserve"> </w:t>
+      </w:r>
+      <w:r>
+        <w:rPr>
+          <w:rStyle w:val="VerbatimChar"/>
+          <w:rFonts w:ascii="Times New Roman" w:hAnsi="Times New Roman"/>
+        </w:rPr>
+        <w:t xml:space="preserve">unmix_sector</w:t>
+      </w:r>
+      <w:r>
+        <w:rPr>
+          <w:rFonts w:ascii="Times New Roman" w:hAnsi="Times New Roman"/>
+        </w:rPr>
+        <w:t xml:space="preserve">),</w:t>
+      </w:r>
+      <w:r>
+        <w:rPr>
+          <w:rFonts w:ascii="Times New Roman" w:hAnsi="Times New Roman"/>
+        </w:rPr>
+        <w:t xml:space="preserve"> </w:t>
+      </w:r>
+      <w:r>
+        <w:rPr>
+          <w:rStyle w:val="VerbatimChar"/>
+          <w:rFonts w:ascii="Times New Roman" w:hAnsi="Times New Roman"/>
+        </w:rPr>
         <w:t xml:space="preserve">qang.statistics</w:t>
       </w:r>
       <w:r>
@@ -9963,7 +11304,7 @@
         </w:rPr>
         <w:t xml:space="preserve"> </w:t>
       </w:r>
-      <w:hyperlink r:id="rId37">
+      <w:hyperlink r:id="rId39">
         <w:r>
           <w:rPr>
             <w:rStyle w:val="Hyperlink"/>
@@ -9978,8 +11319,8 @@
         <w:t xml:space="preserve">.</w:t>
       </w:r>
     </w:p>
-    <w:bookmarkEnd w:id="38"/>
-    <w:bookmarkStart w:id="55" w:name="acknowledgments-and-use-of-ai-tools"/>
+    <w:bookmarkEnd w:id="40"/>
+    <w:bookmarkStart w:id="57" w:name="acknowledgments-and-use-of-ai-tools"/>
     <w:p>
       <w:pPr>
         <w:pStyle w:val="Heading1"/>
@@ -10014,8 +11355,8 @@
         <w:t xml:space="preserve">the surface metric, framed the questions, and reviewed and validated all AI-assisted output.</w:t>
       </w:r>
     </w:p>
-    <w:bookmarkStart w:id="54" w:name="refs"/>
-    <w:bookmarkStart w:id="39" w:name="ref-bonetmonroig2018"/>
+    <w:bookmarkStart w:id="56" w:name="refs"/>
+    <w:bookmarkStart w:id="41" w:name="ref-bonetmonroig2018"/>
     <w:p>
       <w:pPr>
         <w:pStyle w:val="Bibliography"/>
@@ -10065,8 +11406,8 @@
         <w:t xml:space="preserve">98: 062339.</w:t>
       </w:r>
     </w:p>
-    <w:bookmarkEnd w:id="39"/>
-    <w:bookmarkStart w:id="40" w:name="ref-brennen2003"/>
+    <w:bookmarkEnd w:id="41"/>
+    <w:bookmarkStart w:id="42" w:name="ref-brennen2003"/>
     <w:p>
       <w:pPr>
         <w:pStyle w:val="Bibliography"/>
@@ -10116,8 +11457,8 @@
         <w:t xml:space="preserve">3: 619–26.</w:t>
       </w:r>
     </w:p>
-    <w:bookmarkEnd w:id="40"/>
-    <w:bookmarkStart w:id="42" w:name="ref-coffman2000"/>
+    <w:bookmarkEnd w:id="42"/>
+    <w:bookmarkStart w:id="44" w:name="ref-coffman2000"/>
     <w:p>
       <w:pPr>
         <w:pStyle w:val="Bibliography"/>
@@ -10172,7 +11513,7 @@
         </w:rPr>
         <w:t xml:space="preserve"> </w:t>
       </w:r>
-      <w:hyperlink r:id="rId41">
+      <w:hyperlink r:id="rId43">
         <w:r>
           <w:rPr>
             <w:rStyle w:val="Hyperlink"/>
@@ -10187,8 +11528,8 @@
         <w:t xml:space="preserve">.</w:t>
       </w:r>
     </w:p>
-    <w:bookmarkEnd w:id="42"/>
-    <w:bookmarkStart w:id="43" w:name="ref-mcardle2019"/>
+    <w:bookmarkEnd w:id="44"/>
+    <w:bookmarkStart w:id="45" w:name="ref-mcardle2019"/>
     <w:p>
       <w:pPr>
         <w:pStyle w:val="Bibliography"/>
@@ -10238,8 +11579,8 @@
         <w:t xml:space="preserve">122: 180501.</w:t>
       </w:r>
     </w:p>
-    <w:bookmarkEnd w:id="43"/>
-    <w:bookmarkStart w:id="45" w:name="ref-meyer2002"/>
+    <w:bookmarkEnd w:id="45"/>
+    <w:bookmarkStart w:id="47" w:name="ref-meyer2002"/>
     <w:p>
       <w:pPr>
         <w:pStyle w:val="Bibliography"/>
@@ -10294,7 +11635,7 @@
         </w:rPr>
         <w:t xml:space="preserve"> </w:t>
       </w:r>
-      <w:hyperlink r:id="rId44">
+      <w:hyperlink r:id="rId46">
         <w:r>
           <w:rPr>
             <w:rStyle w:val="Hyperlink"/>
@@ -10309,8 +11650,8 @@
         <w:t xml:space="preserve">.</w:t>
       </w:r>
     </w:p>
-    <w:bookmarkEnd w:id="45"/>
-    <w:bookmarkStart w:id="46" w:name="ref-monteverde2026formulation"/>
+    <w:bookmarkEnd w:id="47"/>
+    <w:bookmarkStart w:id="48" w:name="ref-monteverde2026formulation"/>
     <w:p>
       <w:pPr>
         <w:pStyle w:val="Bibliography"/>
@@ -10334,8 +11675,8 @@
         <w:t xml:space="preserve">“Quantum Gates and Algorithms in Qg Units: Hamming-Weight Conservation, Readout Classes and the Local Radius.”</w:t>
       </w:r>
     </w:p>
-    <w:bookmarkEnd w:id="46"/>
-    <w:bookmarkStart w:id="48" w:name="ref-monteverde2026qang"/>
+    <w:bookmarkEnd w:id="48"/>
+    <w:bookmarkStart w:id="50" w:name="ref-monteverde2026qang"/>
     <w:p>
       <w:pPr>
         <w:pStyle w:val="Bibliography"/>
@@ -10388,7 +11729,7 @@
         </w:rPr>
         <w:t xml:space="preserve"> </w:t>
       </w:r>
-      <w:hyperlink r:id="rId47">
+      <w:hyperlink r:id="rId49">
         <w:r>
           <w:rPr>
             <w:rStyle w:val="Hyperlink"/>
@@ -10403,8 +11744,8 @@
         <w:t xml:space="preserve">.</w:t>
       </w:r>
     </w:p>
-    <w:bookmarkEnd w:id="48"/>
-    <w:bookmarkStart w:id="50" w:name="ref-monteverde2026witness"/>
+    <w:bookmarkEnd w:id="50"/>
+    <w:bookmarkStart w:id="52" w:name="ref-monteverde2026witness"/>
     <w:p>
       <w:pPr>
         <w:pStyle w:val="Bibliography"/>
@@ -10453,7 +11794,7 @@
         </w:rPr>
         <w:t xml:space="preserve"> </w:t>
       </w:r>
-      <w:hyperlink r:id="rId49">
+      <w:hyperlink r:id="rId51">
         <w:r>
           <w:rPr>
             <w:rStyle w:val="Hyperlink"/>
@@ -10468,8 +11809,8 @@
         <w:t xml:space="preserve">.</w:t>
       </w:r>
     </w:p>
-    <w:bookmarkEnd w:id="50"/>
-    <w:bookmarkStart w:id="51" w:name="ref-monteverde2026qml"/>
+    <w:bookmarkEnd w:id="52"/>
+    <w:bookmarkStart w:id="53" w:name="ref-monteverde2026qml"/>
     <w:p>
       <w:pPr>
         <w:pStyle w:val="Bibliography"/>
@@ -10511,8 +11852,8 @@
         <w:t xml:space="preserve">-Limited Hardware: What the Qg Symmetry Filter Does and Does Not Do.”</w:t>
       </w:r>
     </w:p>
-    <w:bookmarkEnd w:id="51"/>
-    <w:bookmarkStart w:id="53" w:name="ref-wootters1998"/>
+    <w:bookmarkEnd w:id="53"/>
+    <w:bookmarkStart w:id="55" w:name="ref-wootters1998"/>
     <w:p>
       <w:pPr>
         <w:pStyle w:val="Bibliography"/>
@@ -10567,7 +11908,7 @@
         </w:rPr>
         <w:t xml:space="preserve"> </w:t>
       </w:r>
-      <w:hyperlink r:id="rId52">
+      <w:hyperlink r:id="rId54">
         <w:r>
           <w:rPr>
             <w:rStyle w:val="Hyperlink"/>
@@ -10582,9 +11923,9 @@
         <w:t xml:space="preserve">.</w:t>
       </w:r>
     </w:p>
-    <w:bookmarkEnd w:id="53"/>
-    <w:bookmarkEnd w:id="54"/>
     <w:bookmarkEnd w:id="55"/>
+    <w:bookmarkEnd w:id="56"/>
+    <w:bookmarkEnd w:id="57"/>
     <w:sectPr/>
   </w:body>
 </w:document>

--- a/manuscript/qang_radius.docx
+++ b/manuscript/qang_radius.docx
@@ -11321,40 +11321,6 @@
     </w:p>
     <w:bookmarkEnd w:id="40"/>
     <w:bookmarkStart w:id="57" w:name="acknowledgments-and-use-of-ai-tools"/>
-    <w:p>
-      <w:pPr>
-        <w:pStyle w:val="Heading1"/>
-      </w:pPr>
-      <w:r>
-        <w:rPr>
-          <w:rFonts w:ascii="Times New Roman" w:hAnsi="Times New Roman"/>
-        </w:rPr>
-        <w:t xml:space="preserve">Acknowledgments and use of AI tools</w:t>
-      </w:r>
-    </w:p>
-    <w:p>
-      <w:pPr>
-        <w:pStyle w:val="FirstParagraph"/>
-      </w:pPr>
-      <w:r>
-        <w:rPr>
-          <w:rFonts w:ascii="Times New Roman" w:hAnsi="Times New Roman"/>
-        </w:rPr>
-        <w:t xml:space="preserve">Generative AI tools (Anthropic Claude Opus 5.5) assisted with code, numerical checks and drafting. The author proposed</w:t>
-      </w:r>
-      <w:r>
-        <w:rPr>
-          <w:rFonts w:ascii="Times New Roman" w:hAnsi="Times New Roman"/>
-        </w:rPr>
-        <w:t xml:space="preserve"> </w:t>
-      </w:r>
-      <w:r>
-        <w:rPr>
-          <w:rFonts w:ascii="Times New Roman" w:hAnsi="Times New Roman"/>
-        </w:rPr>
-        <w:t xml:space="preserve">the surface metric, framed the questions, and reviewed and validated all AI-assisted output.</w:t>
-      </w:r>
-    </w:p>
     <w:bookmarkStart w:id="56" w:name="refs"/>
     <w:bookmarkStart w:id="41" w:name="ref-bonetmonroig2018"/>
     <w:p>
